--- a/report/Using Large Language Models to Justify Product Recommendations.docx
+++ b/report/Using Large Language Models to Justify Product Recommendations.docx
@@ -58,6 +58,11 @@
         </w:rPr>
         <w:t>Benedict E. Brunker</w:t>
       </w:r>
+    </w:p>
+    <w:p>
+      <w:pPr>
+        <w:jc w:val="center"/>
+      </w:pPr>
     </w:p>
     <w:p>
       <w:pPr>
@@ -201,7 +206,6 @@
     </w:p>
     <w:p>
       <w:r>
-        <w:lastRenderedPageBreak/>
         <w:br w:type="page"/>
       </w:r>
     </w:p>
@@ -491,15 +495,7 @@
         <w:t xml:space="preserve">explanations </w:t>
       </w:r>
       <w:r>
-        <w:t xml:space="preserve">of their classifications into features that could be combined with other structural network features as inputs for </w:t>
-      </w:r>
-      <w:proofErr w:type="gramStart"/>
-      <w:r>
-        <w:t>a GNN</w:t>
-      </w:r>
-      <w:proofErr w:type="gramEnd"/>
-      <w:r>
-        <w:t xml:space="preserve">. This </w:t>
+        <w:t xml:space="preserve">of their classifications into features that could be combined with other structural network features as inputs for a GNN. This </w:t>
       </w:r>
       <w:r>
         <w:lastRenderedPageBreak/>
@@ -518,16 +514,8 @@
     <w:p>
       <w:pPr>
         <w:pStyle w:val="Heading2"/>
-        <w:rPr>
-          <w:sz w:val="28"/>
-          <w:szCs w:val="28"/>
-        </w:rPr>
       </w:pPr>
       <w:r>
-        <w:rPr>
-          <w:sz w:val="28"/>
-          <w:szCs w:val="28"/>
-        </w:rPr>
         <w:t xml:space="preserve">Data </w:t>
       </w:r>
     </w:p>
@@ -559,7 +547,13 @@
         <w:t xml:space="preserve"> et al., 201</w:t>
       </w:r>
       <w:r>
-        <w:t xml:space="preserve">9). We selected a relatively small sub-set of the overall database, limited to reviews of Musical Instruments, reduced to 5-cores, that is, users and items who have at least 5 reviews each. This leaves 231, 392 reviews in total. The reviews are structured as loose JSONs, with the following possible fields: </w:t>
+        <w:t xml:space="preserve">9). We selected a relatively small sub-set of the overall database, limited to reviews of Musical Instruments, reduced to 5-cores, that is, users and items who have at least 5 reviews each. This leaves 231,392 reviews in total. The reviews are structured as loose JSONs, with the </w:t>
+      </w:r>
+      <w:r>
+        <w:t xml:space="preserve">fields outlined in Table 1. </w:t>
+      </w:r>
+      <w:r>
+        <w:t xml:space="preserve"> </w:t>
       </w:r>
     </w:p>
     <w:tbl>
@@ -569,10 +563,10 @@
         <w:tblLook w:val="04A0" w:firstRow="1" w:lastRow="0" w:firstColumn="1" w:lastColumn="0" w:noHBand="0" w:noVBand="1"/>
       </w:tblPr>
       <w:tblGrid>
-        <w:gridCol w:w="1549"/>
-        <w:gridCol w:w="1286"/>
-        <w:gridCol w:w="2835"/>
-        <w:gridCol w:w="3690"/>
+        <w:gridCol w:w="1682"/>
+        <w:gridCol w:w="1349"/>
+        <w:gridCol w:w="1855"/>
+        <w:gridCol w:w="4474"/>
       </w:tblGrid>
       <w:tr>
         <w:trPr>
@@ -581,56 +575,41 @@
         <w:tc>
           <w:tcPr>
             <w:cnfStyle w:val="001000000000" w:firstRow="0" w:lastRow="0" w:firstColumn="1" w:lastColumn="0" w:oddVBand="0" w:evenVBand="0" w:oddHBand="0" w:evenHBand="0" w:firstRowFirstColumn="0" w:firstRowLastColumn="0" w:lastRowFirstColumn="0" w:lastRowLastColumn="0"/>
-            <w:tcW w:w="1549" w:type="dxa"/>
+            <w:tcW w:w="9360" w:type="dxa"/>
+            <w:gridSpan w:val="4"/>
           </w:tcPr>
           <w:p>
             <w:pPr>
+              <w:spacing w:line="240" w:lineRule="auto"/>
               <w:ind w:firstLine="0"/>
+              <w:jc w:val="center"/>
+              <w:rPr>
+                <w:b w:val="0"/>
+                <w:bCs w:val="0"/>
+              </w:rPr>
             </w:pPr>
             <w:r>
-              <w:t>Field</w:t>
+              <w:t xml:space="preserve">Table 1 </w:t>
             </w:r>
           </w:p>
-        </w:tc>
-        <w:tc>
-          <w:tcPr>
-            <w:tcW w:w="1286" w:type="dxa"/>
-          </w:tcPr>
           <w:p>
             <w:pPr>
+              <w:spacing w:line="240" w:lineRule="auto"/>
               <w:ind w:firstLine="0"/>
-              <w:cnfStyle w:val="100000000000" w:firstRow="1" w:lastRow="0" w:firstColumn="0" w:lastColumn="0" w:oddVBand="0" w:evenVBand="0" w:oddHBand="0" w:evenHBand="0" w:firstRowFirstColumn="0" w:firstRowLastColumn="0" w:lastRowFirstColumn="0" w:lastRowLastColumn="0"/>
+              <w:jc w:val="center"/>
+              <w:rPr>
+                <w:b w:val="0"/>
+                <w:bCs w:val="0"/>
+              </w:rPr>
             </w:pPr>
             <w:r>
-              <w:t>Data Type</w:t>
-            </w:r>
-          </w:p>
-        </w:tc>
-        <w:tc>
-          <w:tcPr>
-            <w:tcW w:w="2835" w:type="dxa"/>
-          </w:tcPr>
-          <w:p>
-            <w:pPr>
-              <w:ind w:firstLine="0"/>
-              <w:cnfStyle w:val="100000000000" w:firstRow="1" w:lastRow="0" w:firstColumn="0" w:lastColumn="0" w:oddVBand="0" w:evenVBand="0" w:oddHBand="0" w:evenHBand="0" w:firstRowFirstColumn="0" w:firstRowLastColumn="0" w:lastRowFirstColumn="0" w:lastRowLastColumn="0"/>
-            </w:pPr>
-            <w:r>
-              <w:t>Description</w:t>
-            </w:r>
-          </w:p>
-        </w:tc>
-        <w:tc>
-          <w:tcPr>
-            <w:tcW w:w="3690" w:type="dxa"/>
-          </w:tcPr>
-          <w:p>
-            <w:pPr>
-              <w:ind w:firstLine="0"/>
-              <w:cnfStyle w:val="100000000000" w:firstRow="1" w:lastRow="0" w:firstColumn="0" w:lastColumn="0" w:oddVBand="0" w:evenVBand="0" w:oddHBand="0" w:evenHBand="0" w:firstRowFirstColumn="0" w:firstRowLastColumn="0" w:lastRowFirstColumn="0" w:lastRowLastColumn="0"/>
-            </w:pPr>
-            <w:r>
-              <w:t>Example</w:t>
+              <w:rPr>
+                <w:b w:val="0"/>
+                <w:bCs w:val="0"/>
+                <w:i/>
+                <w:iCs/>
+              </w:rPr>
+              <w:t>Fields present in source data</w:t>
             </w:r>
           </w:p>
         </w:tc>
@@ -642,17 +621,88 @@
         <w:tc>
           <w:tcPr>
             <w:cnfStyle w:val="001000000000" w:firstRow="0" w:lastRow="0" w:firstColumn="1" w:lastColumn="0" w:oddVBand="0" w:evenVBand="0" w:oddHBand="0" w:evenHBand="0" w:firstRowFirstColumn="0" w:firstRowLastColumn="0" w:lastRowFirstColumn="0" w:lastRowLastColumn="0"/>
-            <w:tcW w:w="1549" w:type="dxa"/>
+            <w:tcW w:w="1682" w:type="dxa"/>
           </w:tcPr>
           <w:p>
             <w:pPr>
+              <w:spacing w:line="240" w:lineRule="auto"/>
+              <w:ind w:firstLine="0"/>
+            </w:pPr>
+            <w:r>
+              <w:t>Field</w:t>
+            </w:r>
+          </w:p>
+        </w:tc>
+        <w:tc>
+          <w:tcPr>
+            <w:tcW w:w="1349" w:type="dxa"/>
+          </w:tcPr>
+          <w:p>
+            <w:pPr>
+              <w:spacing w:line="240" w:lineRule="auto"/>
+              <w:ind w:firstLine="0"/>
+              <w:cnfStyle w:val="000000100000" w:firstRow="0" w:lastRow="0" w:firstColumn="0" w:lastColumn="0" w:oddVBand="0" w:evenVBand="0" w:oddHBand="1" w:evenHBand="0" w:firstRowFirstColumn="0" w:firstRowLastColumn="0" w:lastRowFirstColumn="0" w:lastRowLastColumn="0"/>
+            </w:pPr>
+            <w:r>
+              <w:t>Data Type</w:t>
+            </w:r>
+            <w:r>
+              <w:t>(s)</w:t>
+            </w:r>
+            <w:r>
+              <w:rPr>
+                <w:rStyle w:val="FootnoteReference"/>
+              </w:rPr>
+              <w:footnoteReference w:id="2"/>
+            </w:r>
+          </w:p>
+        </w:tc>
+        <w:tc>
+          <w:tcPr>
+            <w:tcW w:w="1855" w:type="dxa"/>
+          </w:tcPr>
+          <w:p>
+            <w:pPr>
+              <w:spacing w:line="240" w:lineRule="auto"/>
+              <w:ind w:firstLine="0"/>
+              <w:cnfStyle w:val="000000100000" w:firstRow="0" w:lastRow="0" w:firstColumn="0" w:lastColumn="0" w:oddVBand="0" w:evenVBand="0" w:oddHBand="1" w:evenHBand="0" w:firstRowFirstColumn="0" w:firstRowLastColumn="0" w:lastRowFirstColumn="0" w:lastRowLastColumn="0"/>
+            </w:pPr>
+            <w:r>
+              <w:t>Description</w:t>
+            </w:r>
+          </w:p>
+        </w:tc>
+        <w:tc>
+          <w:tcPr>
+            <w:tcW w:w="4474" w:type="dxa"/>
+          </w:tcPr>
+          <w:p>
+            <w:pPr>
+              <w:spacing w:line="240" w:lineRule="auto"/>
+              <w:ind w:firstLine="0"/>
+              <w:cnfStyle w:val="000000100000" w:firstRow="0" w:lastRow="0" w:firstColumn="0" w:lastColumn="0" w:oddVBand="0" w:evenVBand="0" w:oddHBand="1" w:evenHBand="0" w:firstRowFirstColumn="0" w:firstRowLastColumn="0" w:lastRowFirstColumn="0" w:lastRowLastColumn="0"/>
+            </w:pPr>
+            <w:r>
+              <w:t>Example</w:t>
+            </w:r>
+          </w:p>
+        </w:tc>
+      </w:tr>
+      <w:tr>
+        <w:tc>
+          <w:tcPr>
+            <w:cnfStyle w:val="001000000000" w:firstRow="0" w:lastRow="0" w:firstColumn="1" w:lastColumn="0" w:oddVBand="0" w:evenVBand="0" w:oddHBand="0" w:evenHBand="0" w:firstRowFirstColumn="0" w:firstRowLastColumn="0" w:lastRowFirstColumn="0" w:lastRowLastColumn="0"/>
+            <w:tcW w:w="1682" w:type="dxa"/>
+          </w:tcPr>
+          <w:p>
+            <w:pPr>
+              <w:spacing w:line="240" w:lineRule="auto"/>
               <w:ind w:firstLine="0"/>
               <w:rPr>
                 <w:b w:val="0"/>
                 <w:bCs w:val="0"/>
               </w:rPr>
             </w:pPr>
-            <w:proofErr w:type="spellStart"/>
             <w:r>
               <w:rPr>
                 <w:b w:val="0"/>
@@ -660,15 +710,88 @@
               </w:rPr>
               <w:t>reviewerID</w:t>
             </w:r>
-            <w:proofErr w:type="spellEnd"/>
           </w:p>
         </w:tc>
         <w:tc>
           <w:tcPr>
-            <w:tcW w:w="1286" w:type="dxa"/>
+            <w:tcW w:w="1349" w:type="dxa"/>
           </w:tcPr>
           <w:p>
             <w:pPr>
+              <w:spacing w:line="240" w:lineRule="auto"/>
+              <w:ind w:firstLine="0"/>
+              <w:cnfStyle w:val="000000000000" w:firstRow="0" w:lastRow="0" w:firstColumn="0" w:lastColumn="0" w:oddVBand="0" w:evenVBand="0" w:oddHBand="0" w:evenHBand="0" w:firstRowFirstColumn="0" w:firstRowLastColumn="0" w:lastRowFirstColumn="0" w:lastRowLastColumn="0"/>
+            </w:pPr>
+            <w:r>
+              <w:t>String</w:t>
+            </w:r>
+          </w:p>
+        </w:tc>
+        <w:tc>
+          <w:tcPr>
+            <w:tcW w:w="1855" w:type="dxa"/>
+          </w:tcPr>
+          <w:p>
+            <w:pPr>
+              <w:spacing w:line="240" w:lineRule="auto"/>
+              <w:ind w:firstLine="0"/>
+              <w:cnfStyle w:val="000000000000" w:firstRow="0" w:lastRow="0" w:firstColumn="0" w:lastColumn="0" w:oddVBand="0" w:evenVBand="0" w:oddHBand="0" w:evenHBand="0" w:firstRowFirstColumn="0" w:firstRowLastColumn="0" w:lastRowFirstColumn="0" w:lastRowLastColumn="0"/>
+            </w:pPr>
+            <w:r>
+              <w:t>Unique identifier of reviewer</w:t>
+            </w:r>
+          </w:p>
+        </w:tc>
+        <w:tc>
+          <w:tcPr>
+            <w:tcW w:w="4474" w:type="dxa"/>
+          </w:tcPr>
+          <w:p>
+            <w:pPr>
+              <w:spacing w:line="240" w:lineRule="auto"/>
+              <w:ind w:firstLine="0"/>
+              <w:cnfStyle w:val="000000000000" w:firstRow="0" w:lastRow="0" w:firstColumn="0" w:lastColumn="0" w:oddVBand="0" w:evenVBand="0" w:oddHBand="0" w:evenHBand="0" w:firstRowFirstColumn="0" w:firstRowLastColumn="0" w:lastRowFirstColumn="0" w:lastRowLastColumn="0"/>
+            </w:pPr>
+            <w:r>
+              <w:t>A3FO5AKVTFRCRJ</w:t>
+            </w:r>
+          </w:p>
+        </w:tc>
+      </w:tr>
+      <w:tr>
+        <w:trPr>
+          <w:cnfStyle w:val="000000100000" w:firstRow="0" w:lastRow="0" w:firstColumn="0" w:lastColumn="0" w:oddVBand="0" w:evenVBand="0" w:oddHBand="1" w:evenHBand="0" w:firstRowFirstColumn="0" w:firstRowLastColumn="0" w:lastRowFirstColumn="0" w:lastRowLastColumn="0"/>
+        </w:trPr>
+        <w:tc>
+          <w:tcPr>
+            <w:cnfStyle w:val="001000000000" w:firstRow="0" w:lastRow="0" w:firstColumn="1" w:lastColumn="0" w:oddVBand="0" w:evenVBand="0" w:oddHBand="0" w:evenHBand="0" w:firstRowFirstColumn="0" w:firstRowLastColumn="0" w:lastRowFirstColumn="0" w:lastRowLastColumn="0"/>
+            <w:tcW w:w="1682" w:type="dxa"/>
+          </w:tcPr>
+          <w:p>
+            <w:pPr>
+              <w:spacing w:line="240" w:lineRule="auto"/>
+              <w:ind w:firstLine="0"/>
+              <w:rPr>
+                <w:b w:val="0"/>
+                <w:bCs w:val="0"/>
+              </w:rPr>
+            </w:pPr>
+            <w:r>
+              <w:rPr>
+                <w:b w:val="0"/>
+                <w:bCs w:val="0"/>
+              </w:rPr>
+              <w:t>reviewerName</w:t>
+            </w:r>
+          </w:p>
+        </w:tc>
+        <w:tc>
+          <w:tcPr>
+            <w:tcW w:w="1349" w:type="dxa"/>
+          </w:tcPr>
+          <w:p>
+            <w:pPr>
+              <w:spacing w:line="240" w:lineRule="auto"/>
               <w:ind w:firstLine="0"/>
               <w:cnfStyle w:val="000000100000" w:firstRow="0" w:lastRow="0" w:firstColumn="0" w:lastColumn="0" w:oddVBand="0" w:evenVBand="0" w:oddHBand="1" w:evenHBand="0" w:firstRowFirstColumn="0" w:firstRowLastColumn="0" w:lastRowFirstColumn="0" w:lastRowLastColumn="0"/>
             </w:pPr>
@@ -679,27 +802,32 @@
         </w:tc>
         <w:tc>
           <w:tcPr>
-            <w:tcW w:w="2835" w:type="dxa"/>
+            <w:tcW w:w="1855" w:type="dxa"/>
           </w:tcPr>
           <w:p>
             <w:pPr>
+              <w:spacing w:line="240" w:lineRule="auto"/>
               <w:ind w:firstLine="0"/>
               <w:cnfStyle w:val="000000100000" w:firstRow="0" w:lastRow="0" w:firstColumn="0" w:lastColumn="0" w:oddVBand="0" w:evenVBand="0" w:oddHBand="1" w:evenHBand="0" w:firstRowFirstColumn="0" w:firstRowLastColumn="0" w:lastRowFirstColumn="0" w:lastRowLastColumn="0"/>
             </w:pPr>
             <w:r>
-              <w:t>Unique identifier of reviewer</w:t>
+              <w:t>Name of reviewer</w:t>
             </w:r>
           </w:p>
         </w:tc>
         <w:tc>
           <w:tcPr>
-            <w:tcW w:w="3690" w:type="dxa"/>
+            <w:tcW w:w="4474" w:type="dxa"/>
           </w:tcPr>
           <w:p>
             <w:pPr>
+              <w:spacing w:line="240" w:lineRule="auto"/>
               <w:ind w:firstLine="0"/>
               <w:cnfStyle w:val="000000100000" w:firstRow="0" w:lastRow="0" w:firstColumn="0" w:lastColumn="0" w:oddVBand="0" w:evenVBand="0" w:oddHBand="1" w:evenHBand="0" w:firstRowFirstColumn="0" w:firstRowLastColumn="0" w:lastRowFirstColumn="0" w:lastRowLastColumn="0"/>
             </w:pPr>
+            <w:r>
+              <w:t>francisco</w:t>
+            </w:r>
           </w:p>
         </w:tc>
       </w:tr>
@@ -707,33 +835,33 @@
         <w:tc>
           <w:tcPr>
             <w:cnfStyle w:val="001000000000" w:firstRow="0" w:lastRow="0" w:firstColumn="1" w:lastColumn="0" w:oddVBand="0" w:evenVBand="0" w:oddHBand="0" w:evenHBand="0" w:firstRowFirstColumn="0" w:firstRowLastColumn="0" w:lastRowFirstColumn="0" w:lastRowLastColumn="0"/>
-            <w:tcW w:w="1549" w:type="dxa"/>
+            <w:tcW w:w="1682" w:type="dxa"/>
           </w:tcPr>
           <w:p>
             <w:pPr>
+              <w:spacing w:line="240" w:lineRule="auto"/>
               <w:ind w:firstLine="0"/>
               <w:rPr>
                 <w:b w:val="0"/>
                 <w:bCs w:val="0"/>
               </w:rPr>
             </w:pPr>
-            <w:proofErr w:type="spellStart"/>
             <w:r>
               <w:rPr>
                 <w:b w:val="0"/>
                 <w:bCs w:val="0"/>
               </w:rPr>
-              <w:t>reviewerName</w:t>
+              <w:t>asin</w:t>
             </w:r>
-            <w:proofErr w:type="spellEnd"/>
           </w:p>
         </w:tc>
         <w:tc>
           <w:tcPr>
-            <w:tcW w:w="1286" w:type="dxa"/>
+            <w:tcW w:w="1349" w:type="dxa"/>
           </w:tcPr>
           <w:p>
             <w:pPr>
+              <w:spacing w:line="240" w:lineRule="auto"/>
               <w:ind w:firstLine="0"/>
               <w:cnfStyle w:val="000000000000" w:firstRow="0" w:lastRow="0" w:firstColumn="0" w:lastColumn="0" w:oddVBand="0" w:evenVBand="0" w:oddHBand="0" w:evenHBand="0" w:firstRowFirstColumn="0" w:firstRowLastColumn="0" w:lastRowFirstColumn="0" w:lastRowLastColumn="0"/>
             </w:pPr>
@@ -744,27 +872,32 @@
         </w:tc>
         <w:tc>
           <w:tcPr>
-            <w:tcW w:w="2835" w:type="dxa"/>
+            <w:tcW w:w="1855" w:type="dxa"/>
           </w:tcPr>
           <w:p>
             <w:pPr>
+              <w:spacing w:line="240" w:lineRule="auto"/>
               <w:ind w:firstLine="0"/>
               <w:cnfStyle w:val="000000000000" w:firstRow="0" w:lastRow="0" w:firstColumn="0" w:lastColumn="0" w:oddVBand="0" w:evenVBand="0" w:oddHBand="0" w:evenHBand="0" w:firstRowFirstColumn="0" w:firstRowLastColumn="0" w:lastRowFirstColumn="0" w:lastRowLastColumn="0"/>
             </w:pPr>
             <w:r>
-              <w:t>Name of reviewer</w:t>
+              <w:t>Unique identifier of product</w:t>
             </w:r>
           </w:p>
         </w:tc>
         <w:tc>
           <w:tcPr>
-            <w:tcW w:w="3690" w:type="dxa"/>
+            <w:tcW w:w="4474" w:type="dxa"/>
           </w:tcPr>
           <w:p>
             <w:pPr>
+              <w:spacing w:line="240" w:lineRule="auto"/>
               <w:ind w:firstLine="0"/>
               <w:cnfStyle w:val="000000000000" w:firstRow="0" w:lastRow="0" w:firstColumn="0" w:lastColumn="0" w:oddVBand="0" w:evenVBand="0" w:oddHBand="0" w:evenHBand="0" w:firstRowFirstColumn="0" w:firstRowLastColumn="0" w:lastRowFirstColumn="0" w:lastRowLastColumn="0"/>
             </w:pPr>
+            <w:r>
+              <w:t>0739079891</w:t>
+            </w:r>
           </w:p>
         </w:tc>
       </w:tr>
@@ -775,33 +908,187 @@
         <w:tc>
           <w:tcPr>
             <w:cnfStyle w:val="001000000000" w:firstRow="0" w:lastRow="0" w:firstColumn="1" w:lastColumn="0" w:oddVBand="0" w:evenVBand="0" w:oddHBand="0" w:evenHBand="0" w:firstRowFirstColumn="0" w:firstRowLastColumn="0" w:lastRowFirstColumn="0" w:lastRowLastColumn="0"/>
-            <w:tcW w:w="1549" w:type="dxa"/>
+            <w:tcW w:w="1682" w:type="dxa"/>
           </w:tcPr>
           <w:p>
             <w:pPr>
+              <w:spacing w:line="240" w:lineRule="auto"/>
               <w:ind w:firstLine="0"/>
               <w:rPr>
                 <w:b w:val="0"/>
                 <w:bCs w:val="0"/>
               </w:rPr>
             </w:pPr>
-            <w:proofErr w:type="spellStart"/>
             <w:r>
               <w:rPr>
                 <w:b w:val="0"/>
                 <w:bCs w:val="0"/>
               </w:rPr>
-              <w:t>asin</w:t>
+              <w:t>style</w:t>
             </w:r>
-            <w:proofErr w:type="spellEnd"/>
           </w:p>
         </w:tc>
         <w:tc>
           <w:tcPr>
-            <w:tcW w:w="1286" w:type="dxa"/>
+            <w:tcW w:w="1349" w:type="dxa"/>
           </w:tcPr>
           <w:p>
             <w:pPr>
+              <w:spacing w:line="240" w:lineRule="auto"/>
+              <w:ind w:firstLine="0"/>
+              <w:cnfStyle w:val="000000100000" w:firstRow="0" w:lastRow="0" w:firstColumn="0" w:lastColumn="0" w:oddVBand="0" w:evenVBand="0" w:oddHBand="1" w:evenHBand="0" w:firstRowFirstColumn="0" w:firstRowLastColumn="0" w:lastRowFirstColumn="0" w:lastRowLastColumn="0"/>
+            </w:pPr>
+            <w:r>
+              <w:t>Dict</w:t>
+            </w:r>
+          </w:p>
+        </w:tc>
+        <w:tc>
+          <w:tcPr>
+            <w:tcW w:w="1855" w:type="dxa"/>
+          </w:tcPr>
+          <w:p>
+            <w:pPr>
+              <w:spacing w:line="240" w:lineRule="auto"/>
+              <w:ind w:firstLine="0"/>
+              <w:cnfStyle w:val="000000100000" w:firstRow="0" w:lastRow="0" w:firstColumn="0" w:lastColumn="0" w:oddVBand="0" w:evenVBand="0" w:oddHBand="1" w:evenHBand="0" w:firstRowFirstColumn="0" w:firstRowLastColumn="0" w:lastRowFirstColumn="0" w:lastRowLastColumn="0"/>
+            </w:pPr>
+            <w:r>
+              <w:t>Dictionary detailing product</w:t>
+            </w:r>
+          </w:p>
+        </w:tc>
+        <w:tc>
+          <w:tcPr>
+            <w:tcW w:w="4474" w:type="dxa"/>
+          </w:tcPr>
+          <w:p>
+            <w:pPr>
+              <w:spacing w:line="240" w:lineRule="auto"/>
+              <w:ind w:firstLine="0"/>
+              <w:cnfStyle w:val="000000100000" w:firstRow="0" w:lastRow="0" w:firstColumn="0" w:lastColumn="0" w:oddVBand="0" w:evenVBand="0" w:oddHBand="1" w:evenHBand="0" w:firstRowFirstColumn="0" w:firstRowLastColumn="0" w:lastRowFirstColumn="0" w:lastRowLastColumn="0"/>
+            </w:pPr>
+            <w:r>
+              <w:t>{'Format:': ' Misc. Supplies'}</w:t>
+            </w:r>
+          </w:p>
+        </w:tc>
+      </w:tr>
+      <w:tr>
+        <w:tc>
+          <w:tcPr>
+            <w:cnfStyle w:val="001000000000" w:firstRow="0" w:lastRow="0" w:firstColumn="1" w:lastColumn="0" w:oddVBand="0" w:evenVBand="0" w:oddHBand="0" w:evenHBand="0" w:firstRowFirstColumn="0" w:firstRowLastColumn="0" w:lastRowFirstColumn="0" w:lastRowLastColumn="0"/>
+            <w:tcW w:w="1682" w:type="dxa"/>
+          </w:tcPr>
+          <w:p>
+            <w:pPr>
+              <w:spacing w:line="240" w:lineRule="auto"/>
+              <w:ind w:firstLine="0"/>
+              <w:rPr>
+                <w:b w:val="0"/>
+                <w:bCs w:val="0"/>
+              </w:rPr>
+            </w:pPr>
+            <w:r>
+              <w:rPr>
+                <w:b w:val="0"/>
+                <w:bCs w:val="0"/>
+              </w:rPr>
+              <w:t>image</w:t>
+            </w:r>
+          </w:p>
+        </w:tc>
+        <w:tc>
+          <w:tcPr>
+            <w:tcW w:w="1349" w:type="dxa"/>
+          </w:tcPr>
+          <w:p>
+            <w:pPr>
+              <w:spacing w:line="240" w:lineRule="auto"/>
+              <w:ind w:firstLine="0"/>
+              <w:cnfStyle w:val="000000000000" w:firstRow="0" w:lastRow="0" w:firstColumn="0" w:lastColumn="0" w:oddVBand="0" w:evenVBand="0" w:oddHBand="0" w:evenHBand="0" w:firstRowFirstColumn="0" w:firstRowLastColumn="0" w:lastRowFirstColumn="0" w:lastRowLastColumn="0"/>
+            </w:pPr>
+            <w:r>
+              <w:t>(List of) string [URL]</w:t>
+            </w:r>
+          </w:p>
+        </w:tc>
+        <w:tc>
+          <w:tcPr>
+            <w:tcW w:w="1855" w:type="dxa"/>
+          </w:tcPr>
+          <w:p>
+            <w:pPr>
+              <w:spacing w:line="240" w:lineRule="auto"/>
+              <w:ind w:firstLine="0"/>
+              <w:cnfStyle w:val="000000000000" w:firstRow="0" w:lastRow="0" w:firstColumn="0" w:lastColumn="0" w:oddVBand="0" w:evenVBand="0" w:oddHBand="0" w:evenHBand="0" w:firstRowFirstColumn="0" w:firstRowLastColumn="0" w:lastRowFirstColumn="0" w:lastRowLastColumn="0"/>
+            </w:pPr>
+            <w:r>
+              <w:t xml:space="preserve">URL(s) to product image  </w:t>
+            </w:r>
+          </w:p>
+        </w:tc>
+        <w:tc>
+          <w:tcPr>
+            <w:tcW w:w="4474" w:type="dxa"/>
+          </w:tcPr>
+          <w:p>
+            <w:pPr>
+              <w:spacing w:line="240" w:lineRule="auto"/>
+              <w:ind w:firstLine="0"/>
+              <w:cnfStyle w:val="000000000000" w:firstRow="0" w:lastRow="0" w:firstColumn="0" w:lastColumn="0" w:oddVBand="0" w:evenVBand="0" w:oddHBand="0" w:evenHBand="0" w:firstRowFirstColumn="0" w:firstRowLastColumn="0" w:lastRowFirstColumn="0" w:lastRowLastColumn="0"/>
+            </w:pPr>
+            <w:r>
+              <w:t>'</w:t>
+            </w:r>
+            <w:hyperlink r:id="rId11" w:history="1">
+              <w:r>
+                <w:rPr>
+                  <w:rStyle w:val="Hyperlink"/>
+                </w:rPr>
+                <w:t>https://images-na.ssl-images-amazon.com/images/I/81CFp40F7XL._SY88.jpg</w:t>
+              </w:r>
+            </w:hyperlink>
+            <w:r>
+              <w:t>'</w:t>
+            </w:r>
+          </w:p>
+        </w:tc>
+      </w:tr>
+      <w:tr>
+        <w:trPr>
+          <w:cnfStyle w:val="000000100000" w:firstRow="0" w:lastRow="0" w:firstColumn="0" w:lastColumn="0" w:oddVBand="0" w:evenVBand="0" w:oddHBand="1" w:evenHBand="0" w:firstRowFirstColumn="0" w:firstRowLastColumn="0" w:lastRowFirstColumn="0" w:lastRowLastColumn="0"/>
+        </w:trPr>
+        <w:tc>
+          <w:tcPr>
+            <w:cnfStyle w:val="001000000000" w:firstRow="0" w:lastRow="0" w:firstColumn="1" w:lastColumn="0" w:oddVBand="0" w:evenVBand="0" w:oddHBand="0" w:evenHBand="0" w:firstRowFirstColumn="0" w:firstRowLastColumn="0" w:lastRowFirstColumn="0" w:lastRowLastColumn="0"/>
+            <w:tcW w:w="1682" w:type="dxa"/>
+          </w:tcPr>
+          <w:p>
+            <w:pPr>
+              <w:spacing w:line="240" w:lineRule="auto"/>
+              <w:ind w:firstLine="0"/>
+              <w:rPr>
+                <w:b w:val="0"/>
+                <w:bCs w:val="0"/>
+              </w:rPr>
+            </w:pPr>
+            <w:r>
+              <w:rPr>
+                <w:b w:val="0"/>
+                <w:bCs w:val="0"/>
+              </w:rPr>
+              <w:t>reviewText</w:t>
+            </w:r>
+          </w:p>
+        </w:tc>
+        <w:tc>
+          <w:tcPr>
+            <w:tcW w:w="1349" w:type="dxa"/>
+          </w:tcPr>
+          <w:p>
+            <w:pPr>
+              <w:spacing w:line="240" w:lineRule="auto"/>
               <w:ind w:firstLine="0"/>
               <w:cnfStyle w:val="000000100000" w:firstRow="0" w:lastRow="0" w:firstColumn="0" w:lastColumn="0" w:oddVBand="0" w:evenVBand="0" w:oddHBand="1" w:evenHBand="0" w:firstRowFirstColumn="0" w:firstRowLastColumn="0" w:lastRowFirstColumn="0" w:lastRowLastColumn="0"/>
             </w:pPr>
@@ -812,27 +1099,32 @@
         </w:tc>
         <w:tc>
           <w:tcPr>
-            <w:tcW w:w="2835" w:type="dxa"/>
+            <w:tcW w:w="1855" w:type="dxa"/>
           </w:tcPr>
           <w:p>
             <w:pPr>
+              <w:spacing w:line="240" w:lineRule="auto"/>
               <w:ind w:firstLine="0"/>
               <w:cnfStyle w:val="000000100000" w:firstRow="0" w:lastRow="0" w:firstColumn="0" w:lastColumn="0" w:oddVBand="0" w:evenVBand="0" w:oddHBand="1" w:evenHBand="0" w:firstRowFirstColumn="0" w:firstRowLastColumn="0" w:lastRowFirstColumn="0" w:lastRowLastColumn="0"/>
             </w:pPr>
             <w:r>
-              <w:t>Unique identifier of product</w:t>
+              <w:t>The text of the review</w:t>
             </w:r>
           </w:p>
         </w:tc>
         <w:tc>
           <w:tcPr>
-            <w:tcW w:w="3690" w:type="dxa"/>
+            <w:tcW w:w="4474" w:type="dxa"/>
           </w:tcPr>
           <w:p>
             <w:pPr>
+              <w:spacing w:line="240" w:lineRule="auto"/>
               <w:ind w:firstLine="0"/>
               <w:cnfStyle w:val="000000100000" w:firstRow="0" w:lastRow="0" w:firstColumn="0" w:lastColumn="0" w:oddVBand="0" w:evenVBand="0" w:oddHBand="1" w:evenHBand="0" w:firstRowFirstColumn="0" w:firstRowLastColumn="0" w:lastRowFirstColumn="0" w:lastRowLastColumn="0"/>
             </w:pPr>
+            <w:r>
+              <w:t>It's good for beginners</w:t>
+            </w:r>
           </w:p>
         </w:tc>
       </w:tr>
@@ -840,45 +1132,69 @@
         <w:tc>
           <w:tcPr>
             <w:cnfStyle w:val="001000000000" w:firstRow="0" w:lastRow="0" w:firstColumn="1" w:lastColumn="0" w:oddVBand="0" w:evenVBand="0" w:oddHBand="0" w:evenHBand="0" w:firstRowFirstColumn="0" w:firstRowLastColumn="0" w:lastRowFirstColumn="0" w:lastRowLastColumn="0"/>
-            <w:tcW w:w="1549" w:type="dxa"/>
+            <w:tcW w:w="1682" w:type="dxa"/>
           </w:tcPr>
           <w:p>
             <w:pPr>
+              <w:spacing w:line="240" w:lineRule="auto"/>
               <w:ind w:firstLine="0"/>
+              <w:rPr>
+                <w:b w:val="0"/>
+                <w:bCs w:val="0"/>
+              </w:rPr>
             </w:pPr>
+            <w:r>
+              <w:rPr>
+                <w:b w:val="0"/>
+                <w:bCs w:val="0"/>
+              </w:rPr>
+              <w:t>summary</w:t>
+            </w:r>
           </w:p>
         </w:tc>
         <w:tc>
           <w:tcPr>
-            <w:tcW w:w="1286" w:type="dxa"/>
+            <w:tcW w:w="1349" w:type="dxa"/>
           </w:tcPr>
           <w:p>
             <w:pPr>
+              <w:spacing w:line="240" w:lineRule="auto"/>
               <w:ind w:firstLine="0"/>
               <w:cnfStyle w:val="000000000000" w:firstRow="0" w:lastRow="0" w:firstColumn="0" w:lastColumn="0" w:oddVBand="0" w:evenVBand="0" w:oddHBand="0" w:evenHBand="0" w:firstRowFirstColumn="0" w:firstRowLastColumn="0" w:lastRowFirstColumn="0" w:lastRowLastColumn="0"/>
             </w:pPr>
+            <w:r>
+              <w:t>String</w:t>
+            </w:r>
           </w:p>
         </w:tc>
         <w:tc>
           <w:tcPr>
-            <w:tcW w:w="2835" w:type="dxa"/>
+            <w:tcW w:w="1855" w:type="dxa"/>
           </w:tcPr>
           <w:p>
             <w:pPr>
+              <w:spacing w:line="240" w:lineRule="auto"/>
               <w:ind w:firstLine="0"/>
               <w:cnfStyle w:val="000000000000" w:firstRow="0" w:lastRow="0" w:firstColumn="0" w:lastColumn="0" w:oddVBand="0" w:evenVBand="0" w:oddHBand="0" w:evenHBand="0" w:firstRowFirstColumn="0" w:firstRowLastColumn="0" w:lastRowFirstColumn="0" w:lastRowLastColumn="0"/>
             </w:pPr>
+            <w:r>
+              <w:t>Summary of review</w:t>
+            </w:r>
           </w:p>
         </w:tc>
         <w:tc>
           <w:tcPr>
-            <w:tcW w:w="3690" w:type="dxa"/>
+            <w:tcW w:w="4474" w:type="dxa"/>
           </w:tcPr>
           <w:p>
             <w:pPr>
+              <w:spacing w:line="240" w:lineRule="auto"/>
               <w:ind w:firstLine="0"/>
               <w:cnfStyle w:val="000000000000" w:firstRow="0" w:lastRow="0" w:firstColumn="0" w:lastColumn="0" w:oddVBand="0" w:evenVBand="0" w:oddHBand="0" w:evenHBand="0" w:firstRowFirstColumn="0" w:firstRowLastColumn="0" w:lastRowFirstColumn="0" w:lastRowLastColumn="0"/>
             </w:pPr>
+            <w:r>
+              <w:t>Five Stars</w:t>
+            </w:r>
           </w:p>
         </w:tc>
       </w:tr>
@@ -889,50 +1205,718 @@
         <w:tc>
           <w:tcPr>
             <w:cnfStyle w:val="001000000000" w:firstRow="0" w:lastRow="0" w:firstColumn="1" w:lastColumn="0" w:oddVBand="0" w:evenVBand="0" w:oddHBand="0" w:evenHBand="0" w:firstRowFirstColumn="0" w:firstRowLastColumn="0" w:lastRowFirstColumn="0" w:lastRowLastColumn="0"/>
-            <w:tcW w:w="1549" w:type="dxa"/>
+            <w:tcW w:w="1682" w:type="dxa"/>
           </w:tcPr>
           <w:p>
             <w:pPr>
+              <w:spacing w:line="240" w:lineRule="auto"/>
               <w:ind w:firstLine="0"/>
+              <w:rPr>
+                <w:b w:val="0"/>
+                <w:bCs w:val="0"/>
+              </w:rPr>
+            </w:pPr>
+            <w:r>
+              <w:rPr>
+                <w:b w:val="0"/>
+                <w:bCs w:val="0"/>
+              </w:rPr>
+              <w:t>vote</w:t>
+            </w:r>
+          </w:p>
+        </w:tc>
+        <w:tc>
+          <w:tcPr>
+            <w:tcW w:w="1349" w:type="dxa"/>
+          </w:tcPr>
+          <w:p>
+            <w:pPr>
+              <w:spacing w:line="240" w:lineRule="auto"/>
+              <w:ind w:firstLine="0"/>
+              <w:cnfStyle w:val="000000100000" w:firstRow="0" w:lastRow="0" w:firstColumn="0" w:lastColumn="0" w:oddVBand="0" w:evenVBand="0" w:oddHBand="1" w:evenHBand="0" w:firstRowFirstColumn="0" w:firstRowLastColumn="0" w:lastRowFirstColumn="0" w:lastRowLastColumn="0"/>
+            </w:pPr>
+            <w:r>
+              <w:t>Integer</w:t>
+            </w:r>
+          </w:p>
+        </w:tc>
+        <w:tc>
+          <w:tcPr>
+            <w:tcW w:w="1855" w:type="dxa"/>
+          </w:tcPr>
+          <w:p>
+            <w:pPr>
+              <w:spacing w:line="240" w:lineRule="auto"/>
+              <w:ind w:firstLine="0"/>
+              <w:cnfStyle w:val="000000100000" w:firstRow="0" w:lastRow="0" w:firstColumn="0" w:lastColumn="0" w:oddVBand="0" w:evenVBand="0" w:oddHBand="1" w:evenHBand="0" w:firstRowFirstColumn="0" w:firstRowLastColumn="0" w:lastRowFirstColumn="0" w:lastRowLastColumn="0"/>
+            </w:pPr>
+            <w:r>
+              <w:t>Number of other users who found revie helpful</w:t>
+            </w:r>
+          </w:p>
+        </w:tc>
+        <w:tc>
+          <w:tcPr>
+            <w:tcW w:w="4474" w:type="dxa"/>
+          </w:tcPr>
+          <w:p>
+            <w:pPr>
+              <w:spacing w:line="240" w:lineRule="auto"/>
+              <w:ind w:firstLine="0"/>
+              <w:cnfStyle w:val="000000100000" w:firstRow="0" w:lastRow="0" w:firstColumn="0" w:lastColumn="0" w:oddVBand="0" w:evenVBand="0" w:oddHBand="1" w:evenHBand="0" w:firstRowFirstColumn="0" w:firstRowLastColumn="0" w:lastRowFirstColumn="0" w:lastRowLastColumn="0"/>
+            </w:pPr>
+            <w:r>
+              <w:t>2</w:t>
+            </w:r>
+          </w:p>
+        </w:tc>
+      </w:tr>
+      <w:tr>
+        <w:tc>
+          <w:tcPr>
+            <w:cnfStyle w:val="001000000000" w:firstRow="0" w:lastRow="0" w:firstColumn="1" w:lastColumn="0" w:oddVBand="0" w:evenVBand="0" w:oddHBand="0" w:evenHBand="0" w:firstRowFirstColumn="0" w:firstRowLastColumn="0" w:lastRowFirstColumn="0" w:lastRowLastColumn="0"/>
+            <w:tcW w:w="1682" w:type="dxa"/>
+          </w:tcPr>
+          <w:p>
+            <w:pPr>
+              <w:spacing w:line="240" w:lineRule="auto"/>
+              <w:ind w:firstLine="0"/>
+              <w:rPr>
+                <w:b w:val="0"/>
+                <w:bCs w:val="0"/>
+              </w:rPr>
+            </w:pPr>
+            <w:r>
+              <w:rPr>
+                <w:b w:val="0"/>
+                <w:bCs w:val="0"/>
+              </w:rPr>
+              <w:t>reviewTime</w:t>
+            </w:r>
+          </w:p>
+        </w:tc>
+        <w:tc>
+          <w:tcPr>
+            <w:tcW w:w="1349" w:type="dxa"/>
+          </w:tcPr>
+          <w:p>
+            <w:pPr>
+              <w:spacing w:line="240" w:lineRule="auto"/>
+              <w:ind w:firstLine="0"/>
+              <w:cnfStyle w:val="000000000000" w:firstRow="0" w:lastRow="0" w:firstColumn="0" w:lastColumn="0" w:oddVBand="0" w:evenVBand="0" w:oddHBand="0" w:evenHBand="0" w:firstRowFirstColumn="0" w:firstRowLastColumn="0" w:lastRowFirstColumn="0" w:lastRowLastColumn="0"/>
+            </w:pPr>
+            <w:r>
+              <w:t>String (Date) [MM DD, YYYY]</w:t>
+            </w:r>
+          </w:p>
+        </w:tc>
+        <w:tc>
+          <w:tcPr>
+            <w:tcW w:w="1855" w:type="dxa"/>
+          </w:tcPr>
+          <w:p>
+            <w:pPr>
+              <w:spacing w:line="240" w:lineRule="auto"/>
+              <w:ind w:firstLine="0"/>
+              <w:cnfStyle w:val="000000000000" w:firstRow="0" w:lastRow="0" w:firstColumn="0" w:lastColumn="0" w:oddVBand="0" w:evenVBand="0" w:oddHBand="0" w:evenHBand="0" w:firstRowFirstColumn="0" w:firstRowLastColumn="0" w:lastRowFirstColumn="0" w:lastRowLastColumn="0"/>
+            </w:pPr>
+            <w:r>
+              <w:t>Date on which review was published</w:t>
+            </w:r>
+          </w:p>
+        </w:tc>
+        <w:tc>
+          <w:tcPr>
+            <w:tcW w:w="4474" w:type="dxa"/>
+          </w:tcPr>
+          <w:p>
+            <w:pPr>
+              <w:spacing w:line="240" w:lineRule="auto"/>
+              <w:ind w:firstLine="0"/>
+              <w:cnfStyle w:val="000000000000" w:firstRow="0" w:lastRow="0" w:firstColumn="0" w:lastColumn="0" w:oddVBand="0" w:evenVBand="0" w:oddHBand="0" w:evenHBand="0" w:firstRowFirstColumn="0" w:firstRowLastColumn="0" w:lastRowFirstColumn="0" w:lastRowLastColumn="0"/>
+            </w:pPr>
+            <w:r>
+              <w:t>10 30, 2016</w:t>
+            </w:r>
+          </w:p>
+        </w:tc>
+      </w:tr>
+      <w:tr>
+        <w:trPr>
+          <w:cnfStyle w:val="000000100000" w:firstRow="0" w:lastRow="0" w:firstColumn="0" w:lastColumn="0" w:oddVBand="0" w:evenVBand="0" w:oddHBand="1" w:evenHBand="0" w:firstRowFirstColumn="0" w:firstRowLastColumn="0" w:lastRowFirstColumn="0" w:lastRowLastColumn="0"/>
+        </w:trPr>
+        <w:tc>
+          <w:tcPr>
+            <w:cnfStyle w:val="001000000000" w:firstRow="0" w:lastRow="0" w:firstColumn="1" w:lastColumn="0" w:oddVBand="0" w:evenVBand="0" w:oddHBand="0" w:evenHBand="0" w:firstRowFirstColumn="0" w:firstRowLastColumn="0" w:lastRowFirstColumn="0" w:lastRowLastColumn="0"/>
+            <w:tcW w:w="1682" w:type="dxa"/>
+          </w:tcPr>
+          <w:p>
+            <w:pPr>
+              <w:spacing w:line="240" w:lineRule="auto"/>
+              <w:ind w:firstLine="0"/>
+              <w:rPr>
+                <w:b w:val="0"/>
+                <w:bCs w:val="0"/>
+              </w:rPr>
+            </w:pPr>
+            <w:r>
+              <w:rPr>
+                <w:b w:val="0"/>
+                <w:bCs w:val="0"/>
+              </w:rPr>
+              <w:t>unixReviewTime</w:t>
+            </w:r>
+          </w:p>
+        </w:tc>
+        <w:tc>
+          <w:tcPr>
+            <w:tcW w:w="1349" w:type="dxa"/>
+          </w:tcPr>
+          <w:p>
+            <w:pPr>
+              <w:spacing w:line="240" w:lineRule="auto"/>
+              <w:ind w:firstLine="0"/>
+              <w:cnfStyle w:val="000000100000" w:firstRow="0" w:lastRow="0" w:firstColumn="0" w:lastColumn="0" w:oddVBand="0" w:evenVBand="0" w:oddHBand="1" w:evenHBand="0" w:firstRowFirstColumn="0" w:firstRowLastColumn="0" w:lastRowFirstColumn="0" w:lastRowLastColumn="0"/>
+            </w:pPr>
+            <w:r>
+              <w:t>Integer (Timestamp)</w:t>
+            </w:r>
+          </w:p>
+        </w:tc>
+        <w:tc>
+          <w:tcPr>
+            <w:tcW w:w="1855" w:type="dxa"/>
+          </w:tcPr>
+          <w:p>
+            <w:pPr>
+              <w:spacing w:line="240" w:lineRule="auto"/>
+              <w:ind w:firstLine="0"/>
+              <w:cnfStyle w:val="000000100000" w:firstRow="0" w:lastRow="0" w:firstColumn="0" w:lastColumn="0" w:oddVBand="0" w:evenVBand="0" w:oddHBand="1" w:evenHBand="0" w:firstRowFirstColumn="0" w:firstRowLastColumn="0" w:lastRowFirstColumn="0" w:lastRowLastColumn="0"/>
+            </w:pPr>
+            <w:r>
+              <w:t xml:space="preserve">Time at which review was </w:t>
+            </w:r>
+            <w:r>
+              <w:lastRenderedPageBreak/>
+              <w:t>published in unix seconds</w:t>
+            </w:r>
+          </w:p>
+        </w:tc>
+        <w:tc>
+          <w:tcPr>
+            <w:tcW w:w="4474" w:type="dxa"/>
+          </w:tcPr>
+          <w:p>
+            <w:pPr>
+              <w:spacing w:line="240" w:lineRule="auto"/>
+              <w:ind w:firstLine="0"/>
+              <w:cnfStyle w:val="000000100000" w:firstRow="0" w:lastRow="0" w:firstColumn="0" w:lastColumn="0" w:oddVBand="0" w:evenVBand="0" w:oddHBand="1" w:evenHBand="0" w:firstRowFirstColumn="0" w:firstRowLastColumn="0" w:lastRowFirstColumn="0" w:lastRowLastColumn="0"/>
+            </w:pPr>
+            <w:r>
+              <w:lastRenderedPageBreak/>
+              <w:t>1477785600</w:t>
+            </w:r>
+          </w:p>
+        </w:tc>
+      </w:tr>
+      <w:tr>
+        <w:tc>
+          <w:tcPr>
+            <w:cnfStyle w:val="001000000000" w:firstRow="0" w:lastRow="0" w:firstColumn="1" w:lastColumn="0" w:oddVBand="0" w:evenVBand="0" w:oddHBand="0" w:evenHBand="0" w:firstRowFirstColumn="0" w:firstRowLastColumn="0" w:lastRowFirstColumn="0" w:lastRowLastColumn="0"/>
+            <w:tcW w:w="1682" w:type="dxa"/>
+          </w:tcPr>
+          <w:p>
+            <w:pPr>
+              <w:spacing w:line="240" w:lineRule="auto"/>
+              <w:ind w:firstLine="0"/>
+              <w:rPr>
+                <w:b w:val="0"/>
+                <w:bCs w:val="0"/>
+              </w:rPr>
+            </w:pPr>
+            <w:r>
+              <w:rPr>
+                <w:b w:val="0"/>
+                <w:bCs w:val="0"/>
+              </w:rPr>
+              <w:t>verified</w:t>
+            </w:r>
+            <w:r>
+              <w:rPr>
+                <w:rStyle w:val="FootnoteReference"/>
+                <w:b w:val="0"/>
+                <w:bCs w:val="0"/>
+              </w:rPr>
+              <w:footnoteReference w:id="3"/>
+            </w:r>
+          </w:p>
+        </w:tc>
+        <w:tc>
+          <w:tcPr>
+            <w:tcW w:w="1349" w:type="dxa"/>
+          </w:tcPr>
+          <w:p>
+            <w:pPr>
+              <w:spacing w:line="240" w:lineRule="auto"/>
+              <w:ind w:firstLine="0"/>
+              <w:cnfStyle w:val="000000000000" w:firstRow="0" w:lastRow="0" w:firstColumn="0" w:lastColumn="0" w:oddVBand="0" w:evenVBand="0" w:oddHBand="0" w:evenHBand="0" w:firstRowFirstColumn="0" w:firstRowLastColumn="0" w:lastRowFirstColumn="0" w:lastRowLastColumn="0"/>
+            </w:pPr>
+            <w:r>
+              <w:t>Boolean</w:t>
+            </w:r>
+          </w:p>
+        </w:tc>
+        <w:tc>
+          <w:tcPr>
+            <w:tcW w:w="1855" w:type="dxa"/>
+          </w:tcPr>
+          <w:p>
+            <w:pPr>
+              <w:spacing w:line="240" w:lineRule="auto"/>
+              <w:ind w:firstLine="0"/>
+              <w:cnfStyle w:val="000000000000" w:firstRow="0" w:lastRow="0" w:firstColumn="0" w:lastColumn="0" w:oddVBand="0" w:evenVBand="0" w:oddHBand="0" w:evenHBand="0" w:firstRowFirstColumn="0" w:firstRowLastColumn="0" w:lastRowFirstColumn="0" w:lastRowLastColumn="0"/>
+            </w:pPr>
+            <w:r>
+              <w:t>Unclear</w:t>
+            </w:r>
+          </w:p>
+        </w:tc>
+        <w:tc>
+          <w:tcPr>
+            <w:tcW w:w="4474" w:type="dxa"/>
+          </w:tcPr>
+          <w:p>
+            <w:pPr>
+              <w:spacing w:line="240" w:lineRule="auto"/>
+              <w:ind w:firstLine="0"/>
+              <w:cnfStyle w:val="000000000000" w:firstRow="0" w:lastRow="0" w:firstColumn="0" w:lastColumn="0" w:oddVBand="0" w:evenVBand="0" w:oddHBand="0" w:evenHBand="0" w:firstRowFirstColumn="0" w:firstRowLastColumn="0" w:lastRowFirstColumn="0" w:lastRowLastColumn="0"/>
+            </w:pPr>
+            <w:r>
+              <w:t>True</w:t>
+            </w:r>
+          </w:p>
+        </w:tc>
+      </w:tr>
+      <w:tr>
+        <w:trPr>
+          <w:cnfStyle w:val="000000100000" w:firstRow="0" w:lastRow="0" w:firstColumn="0" w:lastColumn="0" w:oddVBand="0" w:evenVBand="0" w:oddHBand="1" w:evenHBand="0" w:firstRowFirstColumn="0" w:firstRowLastColumn="0" w:lastRowFirstColumn="0" w:lastRowLastColumn="0"/>
+        </w:trPr>
+        <w:tc>
+          <w:tcPr>
+            <w:cnfStyle w:val="001000000000" w:firstRow="0" w:lastRow="0" w:firstColumn="1" w:lastColumn="0" w:oddVBand="0" w:evenVBand="0" w:oddHBand="0" w:evenHBand="0" w:firstRowFirstColumn="0" w:firstRowLastColumn="0" w:lastRowFirstColumn="0" w:lastRowLastColumn="0"/>
+            <w:tcW w:w="1682" w:type="dxa"/>
+          </w:tcPr>
+          <w:p>
+            <w:pPr>
+              <w:spacing w:line="240" w:lineRule="auto"/>
+              <w:ind w:firstLine="0"/>
+              <w:rPr>
+                <w:b w:val="0"/>
+                <w:bCs w:val="0"/>
+              </w:rPr>
+            </w:pPr>
+            <w:r>
+              <w:rPr>
+                <w:b w:val="0"/>
+                <w:bCs w:val="0"/>
+              </w:rPr>
+              <w:t>overall</w:t>
+            </w:r>
+          </w:p>
+        </w:tc>
+        <w:tc>
+          <w:tcPr>
+            <w:tcW w:w="1349" w:type="dxa"/>
+          </w:tcPr>
+          <w:p>
+            <w:pPr>
+              <w:spacing w:line="240" w:lineRule="auto"/>
+              <w:ind w:firstLine="0"/>
+              <w:cnfStyle w:val="000000100000" w:firstRow="0" w:lastRow="0" w:firstColumn="0" w:lastColumn="0" w:oddVBand="0" w:evenVBand="0" w:oddHBand="1" w:evenHBand="0" w:firstRowFirstColumn="0" w:firstRowLastColumn="0" w:lastRowFirstColumn="0" w:lastRowLastColumn="0"/>
+            </w:pPr>
+            <w:r>
+              <w:t>Integer[0,5]</w:t>
+            </w:r>
+          </w:p>
+        </w:tc>
+        <w:tc>
+          <w:tcPr>
+            <w:tcW w:w="1855" w:type="dxa"/>
+          </w:tcPr>
+          <w:p>
+            <w:pPr>
+              <w:spacing w:line="240" w:lineRule="auto"/>
+              <w:ind w:firstLine="0"/>
+              <w:cnfStyle w:val="000000100000" w:firstRow="0" w:lastRow="0" w:firstColumn="0" w:lastColumn="0" w:oddVBand="0" w:evenVBand="0" w:oddHBand="1" w:evenHBand="0" w:firstRowFirstColumn="0" w:firstRowLastColumn="0" w:lastRowFirstColumn="0" w:lastRowLastColumn="0"/>
+            </w:pPr>
+            <w:r>
+              <w:t>Numerical rating of product by reviewer</w:t>
+            </w:r>
+          </w:p>
+        </w:tc>
+        <w:tc>
+          <w:tcPr>
+            <w:tcW w:w="4474" w:type="dxa"/>
+          </w:tcPr>
+          <w:p>
+            <w:pPr>
+              <w:spacing w:line="240" w:lineRule="auto"/>
+              <w:ind w:firstLine="0"/>
+              <w:cnfStyle w:val="000000100000" w:firstRow="0" w:lastRow="0" w:firstColumn="0" w:lastColumn="0" w:oddVBand="0" w:evenVBand="0" w:oddHBand="1" w:evenHBand="0" w:firstRowFirstColumn="0" w:firstRowLastColumn="0" w:lastRowFirstColumn="0" w:lastRowLastColumn="0"/>
+            </w:pPr>
+            <w:r>
+              <w:t>5</w:t>
+            </w:r>
+          </w:p>
+        </w:tc>
+      </w:tr>
+      <w:tr>
+        <w:tc>
+          <w:tcPr>
+            <w:cnfStyle w:val="001000000000" w:firstRow="0" w:lastRow="0" w:firstColumn="1" w:lastColumn="0" w:oddVBand="0" w:evenVBand="0" w:oddHBand="0" w:evenHBand="0" w:firstRowFirstColumn="0" w:firstRowLastColumn="0" w:lastRowFirstColumn="0" w:lastRowLastColumn="0"/>
+            <w:tcW w:w="1682" w:type="dxa"/>
+          </w:tcPr>
+          <w:p>
+            <w:pPr>
+              <w:spacing w:line="240" w:lineRule="auto"/>
+              <w:ind w:firstLine="0"/>
+              <w:rPr>
+                <w:b w:val="0"/>
+                <w:bCs w:val="0"/>
+              </w:rPr>
             </w:pPr>
           </w:p>
         </w:tc>
         <w:tc>
           <w:tcPr>
-            <w:tcW w:w="1286" w:type="dxa"/>
+            <w:tcW w:w="1349" w:type="dxa"/>
           </w:tcPr>
           <w:p>
             <w:pPr>
+              <w:spacing w:line="240" w:lineRule="auto"/>
               <w:ind w:firstLine="0"/>
-              <w:cnfStyle w:val="000000100000" w:firstRow="0" w:lastRow="0" w:firstColumn="0" w:lastColumn="0" w:oddVBand="0" w:evenVBand="0" w:oddHBand="1" w:evenHBand="0" w:firstRowFirstColumn="0" w:firstRowLastColumn="0" w:lastRowFirstColumn="0" w:lastRowLastColumn="0"/>
+              <w:cnfStyle w:val="000000000000" w:firstRow="0" w:lastRow="0" w:firstColumn="0" w:lastColumn="0" w:oddVBand="0" w:evenVBand="0" w:oddHBand="0" w:evenHBand="0" w:firstRowFirstColumn="0" w:firstRowLastColumn="0" w:lastRowFirstColumn="0" w:lastRowLastColumn="0"/>
             </w:pPr>
           </w:p>
         </w:tc>
         <w:tc>
           <w:tcPr>
-            <w:tcW w:w="2835" w:type="dxa"/>
+            <w:tcW w:w="1855" w:type="dxa"/>
           </w:tcPr>
           <w:p>
             <w:pPr>
+              <w:spacing w:line="240" w:lineRule="auto"/>
               <w:ind w:firstLine="0"/>
-              <w:cnfStyle w:val="000000100000" w:firstRow="0" w:lastRow="0" w:firstColumn="0" w:lastColumn="0" w:oddVBand="0" w:evenVBand="0" w:oddHBand="1" w:evenHBand="0" w:firstRowFirstColumn="0" w:firstRowLastColumn="0" w:lastRowFirstColumn="0" w:lastRowLastColumn="0"/>
+              <w:cnfStyle w:val="000000000000" w:firstRow="0" w:lastRow="0" w:firstColumn="0" w:lastColumn="0" w:oddVBand="0" w:evenVBand="0" w:oddHBand="0" w:evenHBand="0" w:firstRowFirstColumn="0" w:firstRowLastColumn="0" w:lastRowFirstColumn="0" w:lastRowLastColumn="0"/>
             </w:pPr>
           </w:p>
         </w:tc>
         <w:tc>
           <w:tcPr>
-            <w:tcW w:w="3690" w:type="dxa"/>
+            <w:tcW w:w="4474" w:type="dxa"/>
           </w:tcPr>
           <w:p>
             <w:pPr>
+              <w:spacing w:line="240" w:lineRule="auto"/>
               <w:ind w:firstLine="0"/>
-              <w:cnfStyle w:val="000000100000" w:firstRow="0" w:lastRow="0" w:firstColumn="0" w:lastColumn="0" w:oddVBand="0" w:evenVBand="0" w:oddHBand="1" w:evenHBand="0" w:firstRowFirstColumn="0" w:firstRowLastColumn="0" w:lastRowFirstColumn="0" w:lastRowLastColumn="0"/>
+              <w:cnfStyle w:val="000000000000" w:firstRow="0" w:lastRow="0" w:firstColumn="0" w:lastColumn="0" w:oddVBand="0" w:evenVBand="0" w:oddHBand="0" w:evenHBand="0" w:firstRowFirstColumn="0" w:firstRowLastColumn="0" w:lastRowFirstColumn="0" w:lastRowLastColumn="0"/>
             </w:pPr>
           </w:p>
         </w:tc>
       </w:tr>
     </w:tbl>
-    <w:p/>
+    <w:p>
+      <w:r>
+        <w:t xml:space="preserve">An additional metadata file provides supplementary information regarding products in the same format. We drew from this dataset selectively, adding data according to the following criteria: </w:t>
+      </w:r>
+    </w:p>
+    <w:p>
+      <w:pPr>
+        <w:pStyle w:val="ListParagraph"/>
+        <w:numPr>
+          <w:ilvl w:val="0"/>
+          <w:numId w:val="1"/>
+        </w:numPr>
+      </w:pPr>
+      <w:r>
+        <w:rPr>
+          <w:b/>
+          <w:bCs/>
+        </w:rPr>
+        <w:t>Relevance</w:t>
+      </w:r>
+      <w:r>
+        <w:t xml:space="preserve"> to generating recommendation justifications. </w:t>
+      </w:r>
+    </w:p>
+    <w:p>
+      <w:pPr>
+        <w:pStyle w:val="ListParagraph"/>
+        <w:numPr>
+          <w:ilvl w:val="0"/>
+          <w:numId w:val="1"/>
+        </w:numPr>
+      </w:pPr>
+      <w:r>
+        <w:rPr>
+          <w:b/>
+          <w:bCs/>
+        </w:rPr>
+        <w:t>Format</w:t>
+      </w:r>
+      <w:r>
+        <w:t xml:space="preserve">: data in HTML format was excluded. </w:t>
+      </w:r>
+    </w:p>
+    <w:p>
+      <w:pPr>
+        <w:pStyle w:val="ListParagraph"/>
+        <w:numPr>
+          <w:ilvl w:val="0"/>
+          <w:numId w:val="1"/>
+        </w:numPr>
+      </w:pPr>
+      <w:r>
+        <w:rPr>
+          <w:b/>
+          <w:bCs/>
+        </w:rPr>
+        <w:t xml:space="preserve">Length: </w:t>
+      </w:r>
+      <w:r>
+        <w:t xml:space="preserve">to avoid exceeding rate limits in generating justifications, we excluded fields where the length of values were generally excessive. </w:t>
+      </w:r>
+    </w:p>
+    <w:p>
+      <w:pPr>
+        <w:ind w:firstLine="0"/>
+      </w:pPr>
+      <w:r>
+        <w:t xml:space="preserve">[More will be said in later sections] </w:t>
+      </w:r>
+    </w:p>
+    <w:p>
+      <w:pPr>
+        <w:pStyle w:val="Heading2"/>
+      </w:pPr>
+      <w:r>
+        <w:t xml:space="preserve">Graph Concept and Construction </w:t>
+      </w:r>
+    </w:p>
+    <w:p>
+      <w:pPr>
+        <w:pStyle w:val="SectionTitle"/>
+        <w:jc w:val="left"/>
+        <w:rPr>
+          <w:b w:val="0"/>
+          <w:bCs w:val="0"/>
+        </w:rPr>
+      </w:pPr>
+      <w:r>
+        <w:rPr>
+          <w:b w:val="0"/>
+          <w:bCs w:val="0"/>
+        </w:rPr>
+        <w:t xml:space="preserve">The dataset can be construed as </w:t>
+      </w:r>
+      <w:r>
+        <w:rPr>
+          <w:b w:val="0"/>
+          <w:bCs w:val="0"/>
+        </w:rPr>
+        <w:t xml:space="preserve">composing two distinct kinds of entity which can be represented as nodes: </w:t>
+      </w:r>
+      <w:r>
+        <w:rPr>
+          <w:b w:val="0"/>
+          <w:bCs w:val="0"/>
+          <w:i/>
+          <w:iCs/>
+        </w:rPr>
+        <w:t xml:space="preserve">reviewers (r) </w:t>
+      </w:r>
+      <w:r>
+        <w:rPr>
+          <w:b w:val="0"/>
+          <w:bCs w:val="0"/>
+        </w:rPr>
+        <w:t xml:space="preserve">and </w:t>
+      </w:r>
+      <w:r>
+        <w:rPr>
+          <w:b w:val="0"/>
+          <w:bCs w:val="0"/>
+          <w:i/>
+          <w:iCs/>
+        </w:rPr>
+        <w:t xml:space="preserve">products (p). </w:t>
+      </w:r>
+      <w:r>
+        <w:rPr>
+          <w:b w:val="0"/>
+          <w:bCs w:val="0"/>
+        </w:rPr>
+        <w:t xml:space="preserve">If a user has reviewed a product, we encode an outgoing edge from the reviewer node to the product node: </w:t>
+      </w:r>
+      <m:oMath>
+        <m:r>
+          <w:rPr>
+            <w:rFonts w:ascii="Cambria Math" w:hAnsi="Cambria Math"/>
+          </w:rPr>
+          <m:t>r-</m:t>
+        </m:r>
+        <m:r>
+          <w:rPr>
+            <w:rFonts w:ascii="Cambria Math" w:hAnsi="Cambria Math"/>
+          </w:rPr>
+          <m:t>(</m:t>
+        </m:r>
+        <m:r>
+          <w:rPr>
+            <w:rFonts w:ascii="Cambria Math" w:hAnsi="Cambria Math"/>
+          </w:rPr>
+          <m:t>R</m:t>
+        </m:r>
+        <m:r>
+          <w:rPr>
+            <w:rFonts w:ascii="Cambria Math" w:hAnsi="Cambria Math"/>
+          </w:rPr>
+          <m:t>eviewed)</m:t>
+        </m:r>
+        <m:r>
+          <w:rPr>
+            <w:rFonts w:ascii="Cambria Math" w:hAnsi="Cambria Math"/>
+          </w:rPr>
+          <m:t>→p</m:t>
+        </m:r>
+      </m:oMath>
+      <w:r>
+        <w:rPr>
+          <w:rFonts w:eastAsiaTheme="minorEastAsia"/>
+          <w:b w:val="0"/>
+          <w:bCs w:val="0"/>
+        </w:rPr>
+        <w:t xml:space="preserve">. Product nodes are identified by the ‘asin’ field and reviewer nodes by the ‘reviewerID’ field. ‘reviewerName’ is encoded as an attribute of reviewer nodes; ‘image’, ‘style’ and fields sourced from metadata are encoded as product attributes. All other fields are encoded as attributes of the Reviewed edges. </w:t>
+      </w:r>
+    </w:p>
+    <w:p>
+      <w:pPr>
+        <w:pStyle w:val="SectionTitle"/>
+      </w:pPr>
+    </w:p>
+    <w:p>
+      <w:pPr>
+        <w:pStyle w:val="SectionTitle"/>
+      </w:pPr>
+    </w:p>
+    <w:p>
+      <w:pPr>
+        <w:pStyle w:val="SectionTitle"/>
+      </w:pPr>
+    </w:p>
+    <w:p>
+      <w:pPr>
+        <w:pStyle w:val="SectionTitle"/>
+      </w:pPr>
+    </w:p>
+    <w:p>
+      <w:pPr>
+        <w:pStyle w:val="SectionTitle"/>
+      </w:pPr>
+    </w:p>
+    <w:p>
+      <w:pPr>
+        <w:pStyle w:val="SectionTitle"/>
+      </w:pPr>
+    </w:p>
+    <w:p>
+      <w:pPr>
+        <w:pStyle w:val="SectionTitle"/>
+      </w:pPr>
+    </w:p>
+    <w:p>
+      <w:pPr>
+        <w:pStyle w:val="SectionTitle"/>
+      </w:pPr>
+    </w:p>
+    <w:p>
+      <w:pPr>
+        <w:pStyle w:val="SectionTitle"/>
+      </w:pPr>
+    </w:p>
+    <w:p>
+      <w:pPr>
+        <w:pStyle w:val="SectionTitle"/>
+      </w:pPr>
+    </w:p>
+    <w:p>
+      <w:pPr>
+        <w:pStyle w:val="SectionTitle"/>
+      </w:pPr>
+    </w:p>
+    <w:p>
+      <w:pPr>
+        <w:pStyle w:val="SectionTitle"/>
+      </w:pPr>
+    </w:p>
+    <w:p>
+      <w:pPr>
+        <w:pStyle w:val="SectionTitle"/>
+      </w:pPr>
+    </w:p>
+    <w:p>
+      <w:pPr>
+        <w:pStyle w:val="SectionTitle"/>
+      </w:pPr>
+    </w:p>
+    <w:p>
+      <w:pPr>
+        <w:pStyle w:val="SectionTitle"/>
+      </w:pPr>
+    </w:p>
+    <w:p>
+      <w:pPr>
+        <w:pStyle w:val="SectionTitle"/>
+      </w:pPr>
+    </w:p>
+    <w:p>
+      <w:pPr>
+        <w:pStyle w:val="SectionTitle"/>
+      </w:pPr>
+    </w:p>
+    <w:p>
+      <w:pPr>
+        <w:pStyle w:val="SectionTitle"/>
+      </w:pPr>
+    </w:p>
+    <w:p>
+      <w:pPr>
+        <w:pStyle w:val="SectionTitle"/>
+      </w:pPr>
+    </w:p>
+    <w:p>
+      <w:pPr>
+        <w:pStyle w:val="SectionTitle"/>
+      </w:pPr>
+    </w:p>
+    <w:p>
+      <w:pPr>
+        <w:pStyle w:val="SectionTitle"/>
+        <w:sectPr>
+          <w:headerReference w:type="even" r:id="rId12"/>
+          <w:headerReference w:type="default" r:id="rId13"/>
+          <w:footerReference w:type="even" r:id="rId14"/>
+          <w:footerReference w:type="default" r:id="rId15"/>
+          <w:headerReference w:type="first" r:id="rId16"/>
+          <w:footerReference w:type="first" r:id="rId17"/>
+          <w:pgSz w:w="12240" w:h="15840"/>
+          <w:pgMar w:top="1440" w:right="1440" w:bottom="1440" w:left="1440" w:header="720" w:footer="720" w:gutter="0"/>
+          <w:cols w:space="720"/>
+          <w:titlePg/>
+          <w:docGrid w:linePitch="360"/>
+        </w:sectPr>
+      </w:pPr>
+    </w:p>
     <w:p>
       <w:pPr>
         <w:pStyle w:val="SectionTitle"/>
@@ -962,24 +1946,11 @@
         <w:t>Ni, J., Li, J., McAuley, J. (2019). ‘</w:t>
       </w:r>
       <w:r>
-        <w:t xml:space="preserve">Justifying recommendations using </w:t>
-      </w:r>
-      <w:proofErr w:type="gramStart"/>
-      <w:r>
-        <w:t>distantly-labeled</w:t>
-      </w:r>
-      <w:proofErr w:type="gramEnd"/>
-      <w:r>
-        <w:t xml:space="preserve"> reviews and fine-grained </w:t>
-      </w:r>
-      <w:proofErr w:type="gramStart"/>
-      <w:r>
-        <w:t>aspects</w:t>
+        <w:t>Justifying recommendations using distantly-labeled reviews and fine-grained aspects</w:t>
       </w:r>
       <w:r>
         <w:t>’</w:t>
       </w:r>
-      <w:proofErr w:type="gramEnd"/>
       <w:r>
         <w:rPr>
           <w:i/>
@@ -2835,7 +3806,7 @@
                     <pic:cNvPicPr/>
                   </pic:nvPicPr>
                   <pic:blipFill>
-                    <a:blip r:embed="rId10">
+                    <a:blip r:embed="rId18">
                       <a:extLst>
                         <a:ext uri="{28A0092B-C50C-407E-A947-70E740481C1C}">
                           <a14:useLocalDpi xmlns:a14="http://schemas.microsoft.com/office/drawing/2010/main" val="0"/>
@@ -2897,7 +3868,7 @@
             </w:rPr>
             <w:t xml:space="preserve">For additional information on APA Style formatting, please consult the </w:t>
           </w:r>
-          <w:hyperlink r:id="rId11">
+          <w:hyperlink r:id="rId19">
             <w:r>
               <w:rPr>
                 <w:rStyle w:val="Hyperlink"/>
@@ -2918,12 +3889,6 @@
       </w:sdt>
     </w:p>
     <w:sectPr>
-      <w:headerReference w:type="even" r:id="rId12"/>
-      <w:headerReference w:type="default" r:id="rId13"/>
-      <w:footerReference w:type="even" r:id="rId14"/>
-      <w:footerReference w:type="default" r:id="rId15"/>
-      <w:headerReference w:type="first" r:id="rId16"/>
-      <w:footerReference w:type="first" r:id="rId17"/>
       <w:pgSz w:w="12240" w:h="15840"/>
       <w:pgMar w:top="1440" w:right="1440" w:bottom="1440" w:left="1440" w:header="720" w:footer="720" w:gutter="0"/>
       <w:cols w:space="720"/>
@@ -3121,6 +4086,62 @@
       </w:pPr>
     </w:p>
   </w:footnote>
+  <w:footnote w:id="2">
+    <w:p>
+      <w:pPr>
+        <w:pStyle w:val="FootnoteText"/>
+        <w:rPr>
+          <w:lang w:val="en-GB"/>
+        </w:rPr>
+      </w:pPr>
+      <w:r>
+        <w:rPr>
+          <w:rStyle w:val="FootnoteReference"/>
+        </w:rPr>
+        <w:footnoteRef/>
+      </w:r>
+      <w:r>
+        <w:t xml:space="preserve"> </w:t>
+      </w:r>
+      <w:r>
+        <w:rPr>
+          <w:lang w:val="en-GB"/>
+        </w:rPr>
+        <w:t xml:space="preserve">The natural data type we cast to or preserve. Most data types were originally string in the raw data. </w:t>
+      </w:r>
+    </w:p>
+  </w:footnote>
+  <w:footnote w:id="3">
+    <w:p>
+      <w:pPr>
+        <w:pStyle w:val="FootnoteText"/>
+        <w:rPr>
+          <w:lang w:val="en-GB"/>
+        </w:rPr>
+      </w:pPr>
+      <w:r>
+        <w:rPr>
+          <w:rStyle w:val="FootnoteReference"/>
+        </w:rPr>
+        <w:footnoteRef/>
+      </w:r>
+      <w:r>
+        <w:t xml:space="preserve"> </w:t>
+      </w:r>
+      <w:r>
+        <w:rPr>
+          <w:lang w:val="en-GB"/>
+        </w:rPr>
+        <w:t>Meaning of field unclear from dataset documentation</w:t>
+      </w:r>
+      <w:r>
+        <w:rPr>
+          <w:lang w:val="en-GB"/>
+        </w:rPr>
+        <w:t xml:space="preserve">, but can be assumed to refer to an authentication of the review’s legitimacy. </w:t>
+      </w:r>
+    </w:p>
+  </w:footnote>
 </w:footnotes>
 </file>
 
@@ -3319,6 +4340,127 @@
     </w:pPr>
   </w:p>
 </w:hdr>
+</file>
+
+<file path=word/numbering.xml><?xml version="1.0" encoding="utf-8"?>
+<w:numbering xmlns:wpc="http://schemas.microsoft.com/office/word/2010/wordprocessingCanvas" xmlns:cx="http://schemas.microsoft.com/office/drawing/2014/chartex" xmlns:cx1="http://schemas.microsoft.com/office/drawing/2015/9/8/chartex" xmlns:cx2="http://schemas.microsoft.com/office/drawing/2015/10/21/chartex" xmlns:cx3="http://schemas.microsoft.com/office/drawing/2016/5/9/chartex" xmlns:cx4="http://schemas.microsoft.com/office/drawing/2016/5/10/chartex" xmlns:cx5="http://schemas.microsoft.com/office/drawing/2016/5/11/chartex" xmlns:cx6="http://schemas.microsoft.com/office/drawing/2016/5/12/chartex" xmlns:cx7="http://schemas.microsoft.com/office/drawing/2016/5/13/chartex" xmlns:cx8="http://schemas.microsoft.com/office/drawing/2016/5/14/chartex" xmlns:mc="http://schemas.openxmlformats.org/markup-compatibility/2006" xmlns:aink="http://schemas.microsoft.com/office/drawing/2016/ink" xmlns:am3d="http://schemas.microsoft.com/office/drawing/2017/model3d" xmlns:o="urn:schemas-microsoft-com:office:office" xmlns:oel="http://schemas.microsoft.com/office/2019/extlst" xmlns:r="http://schemas.openxmlformats.org/officeDocument/2006/relationships" xmlns:m="http://schemas.openxmlformats.org/officeDocument/2006/math" xmlns:v="urn:schemas-microsoft-com:vml" xmlns:wp14="http://schemas.microsoft.com/office/word/2010/wordprocessingDrawing" xmlns:wp="http://schemas.openxmlformats.org/drawingml/2006/wordprocessingDrawing" xmlns:w10="urn:schemas-microsoft-com:office:word" xmlns:w="http://schemas.openxmlformats.org/wordprocessingml/2006/main" xmlns:w14="http://schemas.microsoft.com/office/word/2010/wordml" xmlns:w15="http://schemas.microsoft.com/office/word/2012/wordml" xmlns:w16cex="http://schemas.microsoft.com/office/word/2018/wordml/cex" xmlns:w16cid="http://schemas.microsoft.com/office/word/2016/wordml/cid" xmlns:w16="http://schemas.microsoft.com/office/word/2018/wordml" xmlns:w16du="http://schemas.microsoft.com/office/word/2023/wordml/word16du" xmlns:w16sdtdh="http://schemas.microsoft.com/office/word/2020/wordml/sdtdatahash" xmlns:w16sdtfl="http://schemas.microsoft.com/office/word/2024/wordml/sdtformatlock" xmlns:w16se="http://schemas.microsoft.com/office/word/2015/wordml/symex" xmlns:wpg="http://schemas.microsoft.com/office/word/2010/wordprocessingGroup" xmlns:wpi="http://schemas.microsoft.com/office/word/2010/wordprocessingInk" xmlns:wne="http://schemas.microsoft.com/office/word/2006/wordml" xmlns:wps="http://schemas.microsoft.com/office/word/2010/wordprocessingShape" mc:Ignorable="w14 w15 w16se w16cid w16 w16cex w16sdtdh w16sdtfl w16du wp14">
+  <w:abstractNum w:abstractNumId="0" w15:restartNumberingAfterBreak="0">
+    <w:nsid w:val="27AF186C"/>
+    <w:multiLevelType w:val="hybridMultilevel"/>
+    <w:tmpl w:val="273C6F60"/>
+    <w:lvl w:ilvl="0" w:tplc="0C090001">
+      <w:start w:val="1"/>
+      <w:numFmt w:val="bullet"/>
+      <w:lvlText w:val=""/>
+      <w:lvlJc w:val="left"/>
+      <w:pPr>
+        <w:ind w:left="1440" w:hanging="360"/>
+      </w:pPr>
+      <w:rPr>
+        <w:rFonts w:ascii="Symbol" w:hAnsi="Symbol" w:hint="default"/>
+      </w:rPr>
+    </w:lvl>
+    <w:lvl w:ilvl="1" w:tplc="0C090003" w:tentative="1">
+      <w:start w:val="1"/>
+      <w:numFmt w:val="bullet"/>
+      <w:lvlText w:val="o"/>
+      <w:lvlJc w:val="left"/>
+      <w:pPr>
+        <w:ind w:left="2160" w:hanging="360"/>
+      </w:pPr>
+      <w:rPr>
+        <w:rFonts w:ascii="Courier New" w:hAnsi="Courier New" w:cs="Courier New" w:hint="default"/>
+      </w:rPr>
+    </w:lvl>
+    <w:lvl w:ilvl="2" w:tplc="0C090005" w:tentative="1">
+      <w:start w:val="1"/>
+      <w:numFmt w:val="bullet"/>
+      <w:lvlText w:val=""/>
+      <w:lvlJc w:val="left"/>
+      <w:pPr>
+        <w:ind w:left="2880" w:hanging="360"/>
+      </w:pPr>
+      <w:rPr>
+        <w:rFonts w:ascii="Wingdings" w:hAnsi="Wingdings" w:hint="default"/>
+      </w:rPr>
+    </w:lvl>
+    <w:lvl w:ilvl="3" w:tplc="0C090001" w:tentative="1">
+      <w:start w:val="1"/>
+      <w:numFmt w:val="bullet"/>
+      <w:lvlText w:val=""/>
+      <w:lvlJc w:val="left"/>
+      <w:pPr>
+        <w:ind w:left="3600" w:hanging="360"/>
+      </w:pPr>
+      <w:rPr>
+        <w:rFonts w:ascii="Symbol" w:hAnsi="Symbol" w:hint="default"/>
+      </w:rPr>
+    </w:lvl>
+    <w:lvl w:ilvl="4" w:tplc="0C090003" w:tentative="1">
+      <w:start w:val="1"/>
+      <w:numFmt w:val="bullet"/>
+      <w:lvlText w:val="o"/>
+      <w:lvlJc w:val="left"/>
+      <w:pPr>
+        <w:ind w:left="4320" w:hanging="360"/>
+      </w:pPr>
+      <w:rPr>
+        <w:rFonts w:ascii="Courier New" w:hAnsi="Courier New" w:cs="Courier New" w:hint="default"/>
+      </w:rPr>
+    </w:lvl>
+    <w:lvl w:ilvl="5" w:tplc="0C090005" w:tentative="1">
+      <w:start w:val="1"/>
+      <w:numFmt w:val="bullet"/>
+      <w:lvlText w:val=""/>
+      <w:lvlJc w:val="left"/>
+      <w:pPr>
+        <w:ind w:left="5040" w:hanging="360"/>
+      </w:pPr>
+      <w:rPr>
+        <w:rFonts w:ascii="Wingdings" w:hAnsi="Wingdings" w:hint="default"/>
+      </w:rPr>
+    </w:lvl>
+    <w:lvl w:ilvl="6" w:tplc="0C090001" w:tentative="1">
+      <w:start w:val="1"/>
+      <w:numFmt w:val="bullet"/>
+      <w:lvlText w:val=""/>
+      <w:lvlJc w:val="left"/>
+      <w:pPr>
+        <w:ind w:left="5760" w:hanging="360"/>
+      </w:pPr>
+      <w:rPr>
+        <w:rFonts w:ascii="Symbol" w:hAnsi="Symbol" w:hint="default"/>
+      </w:rPr>
+    </w:lvl>
+    <w:lvl w:ilvl="7" w:tplc="0C090003" w:tentative="1">
+      <w:start w:val="1"/>
+      <w:numFmt w:val="bullet"/>
+      <w:lvlText w:val="o"/>
+      <w:lvlJc w:val="left"/>
+      <w:pPr>
+        <w:ind w:left="6480" w:hanging="360"/>
+      </w:pPr>
+      <w:rPr>
+        <w:rFonts w:ascii="Courier New" w:hAnsi="Courier New" w:cs="Courier New" w:hint="default"/>
+      </w:rPr>
+    </w:lvl>
+    <w:lvl w:ilvl="8" w:tplc="0C090005" w:tentative="1">
+      <w:start w:val="1"/>
+      <w:numFmt w:val="bullet"/>
+      <w:lvlText w:val=""/>
+      <w:lvlJc w:val="left"/>
+      <w:pPr>
+        <w:ind w:left="7200" w:hanging="360"/>
+      </w:pPr>
+      <w:rPr>
+        <w:rFonts w:ascii="Wingdings" w:hAnsi="Wingdings" w:hint="default"/>
+      </w:rPr>
+    </w:lvl>
+  </w:abstractNum>
+  <w:num w:numId="1" w16cid:durableId="1510365370">
+    <w:abstractNumId w:val="0"/>
+  </w:num>
+</w:numbering>
 </file>
 
 <file path=word/styles.xml><?xml version="1.0" encoding="utf-8"?>
@@ -3753,7 +4895,7 @@
     <w:uiPriority w:val="9"/>
     <w:unhideWhenUsed/>
     <w:qFormat/>
-    <w:rsid w:val="007D4A2B"/>
+    <w:rsid w:val="00D42423"/>
     <w:pPr>
       <w:ind w:firstLine="0"/>
       <w:outlineLvl w:val="1"/>
@@ -3761,6 +4903,8 @@
     <w:rPr>
       <w:b/>
       <w:bCs/>
+      <w:sz w:val="28"/>
+      <w:szCs w:val="28"/>
     </w:rPr>
   </w:style>
   <w:style w:type="paragraph" w:styleId="Heading3">
@@ -4161,10 +5305,12 @@
     <w:basedOn w:val="DefaultParagraphFont"/>
     <w:link w:val="Heading2"/>
     <w:uiPriority w:val="9"/>
-    <w:rsid w:val="007D4A2B"/>
+    <w:rsid w:val="00D42423"/>
     <w:rPr>
       <w:b/>
       <w:bCs/>
+      <w:sz w:val="28"/>
+      <w:szCs w:val="28"/>
     </w:rPr>
   </w:style>
   <w:style w:type="character" w:customStyle="1" w:styleId="Heading3Char">
@@ -4390,6 +5536,29 @@
       <w:vertAlign w:val="superscript"/>
     </w:rPr>
   </w:style>
+  <w:style w:type="character" w:styleId="UnresolvedMention">
+    <w:name w:val="Unresolved Mention"/>
+    <w:basedOn w:val="DefaultParagraphFont"/>
+    <w:uiPriority w:val="99"/>
+    <w:semiHidden/>
+    <w:unhideWhenUsed/>
+    <w:rsid w:val="00A33CCA"/>
+    <w:rPr>
+      <w:color w:val="605E5C"/>
+      <w:shd w:val="clear" w:color="auto" w:fill="E1DFDD"/>
+    </w:rPr>
+  </w:style>
+  <w:style w:type="paragraph" w:styleId="ListParagraph">
+    <w:name w:val="List Paragraph"/>
+    <w:basedOn w:val="Normal"/>
+    <w:uiPriority w:val="34"/>
+    <w:qFormat/>
+    <w:rsid w:val="00D42423"/>
+    <w:pPr>
+      <w:ind w:left="720"/>
+      <w:contextualSpacing/>
+    </w:pPr>
+  </w:style>
 </w:styles>
 </file>
 
@@ -6417,6 +7586,34 @@
 
 <file path=word/glossary/fontTable.xml><?xml version="1.0" encoding="utf-8"?>
 <w:fonts xmlns:mc="http://schemas.openxmlformats.org/markup-compatibility/2006" xmlns:r="http://schemas.openxmlformats.org/officeDocument/2006/relationships" xmlns:w="http://schemas.openxmlformats.org/wordprocessingml/2006/main" xmlns:w14="http://schemas.microsoft.com/office/word/2010/wordml" xmlns:w15="http://schemas.microsoft.com/office/word/2012/wordml" xmlns:w16cex="http://schemas.microsoft.com/office/word/2018/wordml/cex" xmlns:w16cid="http://schemas.microsoft.com/office/word/2016/wordml/cid" xmlns:w16="http://schemas.microsoft.com/office/word/2018/wordml" xmlns:w16du="http://schemas.microsoft.com/office/word/2023/wordml/word16du" xmlns:w16sdtdh="http://schemas.microsoft.com/office/word/2020/wordml/sdtdatahash" xmlns:w16sdtfl="http://schemas.microsoft.com/office/word/2024/wordml/sdtformatlock" xmlns:w16se="http://schemas.microsoft.com/office/word/2015/wordml/symex" mc:Ignorable="w14 w15 w16se w16cid w16 w16cex w16sdtdh w16sdtfl w16du">
+  <w:font w:name="Symbol">
+    <w:panose1 w:val="05050102010706020507"/>
+    <w:charset w:val="02"/>
+    <w:family w:val="roman"/>
+    <w:pitch w:val="variable"/>
+    <w:sig w:usb0="00000000" w:usb1="10000000" w:usb2="00000000" w:usb3="00000000" w:csb0="80000000" w:csb1="00000000"/>
+  </w:font>
+  <w:font w:name="Times New Roman">
+    <w:panose1 w:val="02020603050405020304"/>
+    <w:charset w:val="00"/>
+    <w:family w:val="roman"/>
+    <w:pitch w:val="variable"/>
+    <w:sig w:usb0="E0002EFF" w:usb1="C000785B" w:usb2="00000009" w:usb3="00000000" w:csb0="000001FF" w:csb1="00000000"/>
+  </w:font>
+  <w:font w:name="Courier New">
+    <w:panose1 w:val="02070309020205020404"/>
+    <w:charset w:val="00"/>
+    <w:family w:val="modern"/>
+    <w:pitch w:val="fixed"/>
+    <w:sig w:usb0="E0002EFF" w:usb1="C0007843" w:usb2="00000009" w:usb3="00000000" w:csb0="000001FF" w:csb1="00000000"/>
+  </w:font>
+  <w:font w:name="Wingdings">
+    <w:panose1 w:val="05000000000000000000"/>
+    <w:charset w:val="02"/>
+    <w:family w:val="auto"/>
+    <w:pitch w:val="variable"/>
+    <w:sig w:usb0="00000000" w:usb1="10000000" w:usb2="00000000" w:usb3="00000000" w:csb0="80000000" w:csb1="00000000"/>
+  </w:font>
   <w:font w:name="Calibri">
     <w:panose1 w:val="020F0502020204030204"/>
     <w:charset w:val="00"/>
@@ -6446,19 +7643,19 @@
     <w:pitch w:val="fixed"/>
     <w:sig w:usb0="E00002FF" w:usb1="6AC7FDFB" w:usb2="08000012" w:usb3="00000000" w:csb0="0002009F" w:csb1="00000000"/>
   </w:font>
-  <w:font w:name="Times New Roman">
-    <w:panose1 w:val="02020603050405020304"/>
-    <w:charset w:val="00"/>
-    <w:family w:val="roman"/>
-    <w:pitch w:val="variable"/>
-    <w:sig w:usb0="E0002EFF" w:usb1="C000785B" w:usb2="00000009" w:usb3="00000000" w:csb0="000001FF" w:csb1="00000000"/>
-  </w:font>
   <w:font w:name="Segoe UI">
     <w:panose1 w:val="020B0502040204020203"/>
     <w:charset w:val="00"/>
     <w:family w:val="swiss"/>
     <w:pitch w:val="variable"/>
     <w:sig w:usb0="E4002EFF" w:usb1="C000E47F" w:usb2="00000009" w:usb3="00000000" w:csb0="000001FF" w:csb1="00000000"/>
+  </w:font>
+  <w:font w:name="Cambria Math">
+    <w:panose1 w:val="02040503050406030204"/>
+    <w:charset w:val="00"/>
+    <w:family w:val="roman"/>
+    <w:pitch w:val="variable"/>
+    <w:sig w:usb0="E00006FF" w:usb1="420024FF" w:usb2="02000000" w:usb3="00000000" w:csb0="0000019F" w:csb1="00000000"/>
   </w:font>
   <w:font w:name="MS Mincho">
     <w:altName w:val="ＭＳ 明朝"/>
@@ -6501,7 +7698,10 @@
     <w:rsidRoot w:val="00B435AE"/>
     <w:rsid w:val="001120AD"/>
     <w:rsid w:val="003E6FB6"/>
+    <w:rsid w:val="003F3189"/>
+    <w:rsid w:val="00620335"/>
     <w:rsid w:val="0068042C"/>
+    <w:rsid w:val="006C6D86"/>
     <w:rsid w:val="00715245"/>
     <w:rsid w:val="00B435AE"/>
   </w:rsids>
@@ -7415,6 +8615,16 @@
   <w:style w:type="paragraph" w:customStyle="1" w:styleId="C9FD8EA9BD9F421D9D8AB69AD6A62609">
     <w:name w:val="C9FD8EA9BD9F421D9D8AB69AD6A62609"/>
   </w:style>
+  <w:style w:type="character" w:styleId="PlaceholderText">
+    <w:name w:val="Placeholder Text"/>
+    <w:basedOn w:val="DefaultParagraphFont"/>
+    <w:uiPriority w:val="99"/>
+    <w:semiHidden/>
+    <w:rsid w:val="00620335"/>
+    <w:rPr>
+      <w:color w:val="808080"/>
+    </w:rPr>
+  </w:style>
 </w:styles>
 </file>
 
@@ -7687,6 +8897,26 @@
 </file>
 
 <file path=customXml/item1.xml><?xml version="1.0" encoding="utf-8"?>
+<p:properties xmlns:p="http://schemas.microsoft.com/office/2006/metadata/properties" xmlns:xsi="http://www.w3.org/2001/XMLSchema-instance" xmlns:pc="http://schemas.microsoft.com/office/infopath/2007/PartnerControls">
+  <documentManagement>
+    <_ip_UnifiedCompliancePolicyUIAction xmlns="http://schemas.microsoft.com/sharepoint/v3" xsi:nil="true"/>
+    <Image xmlns="71af3243-3dd4-4a8d-8c0d-dd76da1f02a5">
+      <Url xsi:nil="true"/>
+      <Description xsi:nil="true"/>
+    </Image>
+    <Status xmlns="71af3243-3dd4-4a8d-8c0d-dd76da1f02a5">Not started</Status>
+    <Background xmlns="71af3243-3dd4-4a8d-8c0d-dd76da1f02a5">false</Background>
+    <_ip_UnifiedCompliancePolicyProperties xmlns="http://schemas.microsoft.com/sharepoint/v3" xsi:nil="true"/>
+    <ImageTagsTaxHTField xmlns="71af3243-3dd4-4a8d-8c0d-dd76da1f02a5">
+      <Terms xmlns="http://schemas.microsoft.com/office/infopath/2007/PartnerControls"/>
+    </ImageTagsTaxHTField>
+    <TaxCatchAll xmlns="230e9df3-be65-4c73-a93b-d1236ebd677e" xsi:nil="true"/>
+    <MediaServiceKeyPoints xmlns="71af3243-3dd4-4a8d-8c0d-dd76da1f02a5" xsi:nil="true"/>
+  </documentManagement>
+</p:properties>
+</file>
+
+<file path=customXml/item2.xml><?xml version="1.0" encoding="utf-8"?>
 <ct:contentTypeSchema xmlns:ct="http://schemas.microsoft.com/office/2006/metadata/contentType" xmlns:ma="http://schemas.microsoft.com/office/2006/metadata/properties/metaAttributes" ct:_="" ma:_="" ma:contentTypeName="Document" ma:contentTypeID="0x01010079F111ED35F8CC479449609E8A0923A6" ma:contentTypeVersion="26" ma:contentTypeDescription="Create a new document." ma:contentTypeScope="" ma:versionID="ac37c1753acd5e330d2062ccec26ea66">
   <xsd:schema xmlns:xsd="http://www.w3.org/2001/XMLSchema" xmlns:xs="http://www.w3.org/2001/XMLSchema" xmlns:p="http://schemas.microsoft.com/office/2006/metadata/properties" xmlns:ns1="http://schemas.microsoft.com/sharepoint/v3" xmlns:ns2="71af3243-3dd4-4a8d-8c0d-dd76da1f02a5" xmlns:ns3="16c05727-aa75-4e4a-9b5f-8a80a1165891" xmlns:ns4="230e9df3-be65-4c73-a93b-d1236ebd677e" targetNamespace="http://schemas.microsoft.com/office/2006/metadata/properties" ma:root="true" ma:fieldsID="3b340c7101c92c5120abd06486f94548" ns1:_="" ns2:_="" ns3:_="" ns4:_="">
     <xsd:import namespace="http://schemas.microsoft.com/sharepoint/v3"/>
@@ -7986,27 +9216,11 @@
 </ct:contentTypeSchema>
 </file>
 
-<file path=customXml/item2.xml><?xml version="1.0" encoding="utf-8"?>
-<p:properties xmlns:p="http://schemas.microsoft.com/office/2006/metadata/properties" xmlns:xsi="http://www.w3.org/2001/XMLSchema-instance" xmlns:pc="http://schemas.microsoft.com/office/infopath/2007/PartnerControls">
-  <documentManagement>
-    <_ip_UnifiedCompliancePolicyUIAction xmlns="http://schemas.microsoft.com/sharepoint/v3" xsi:nil="true"/>
-    <Image xmlns="71af3243-3dd4-4a8d-8c0d-dd76da1f02a5">
-      <Url xsi:nil="true"/>
-      <Description xsi:nil="true"/>
-    </Image>
-    <Status xmlns="71af3243-3dd4-4a8d-8c0d-dd76da1f02a5">Not started</Status>
-    <Background xmlns="71af3243-3dd4-4a8d-8c0d-dd76da1f02a5">false</Background>
-    <_ip_UnifiedCompliancePolicyProperties xmlns="http://schemas.microsoft.com/sharepoint/v3" xsi:nil="true"/>
-    <ImageTagsTaxHTField xmlns="71af3243-3dd4-4a8d-8c0d-dd76da1f02a5">
-      <Terms xmlns="http://schemas.microsoft.com/office/infopath/2007/PartnerControls"/>
-    </ImageTagsTaxHTField>
-    <TaxCatchAll xmlns="230e9df3-be65-4c73-a93b-d1236ebd677e" xsi:nil="true"/>
-    <MediaServiceKeyPoints xmlns="71af3243-3dd4-4a8d-8c0d-dd76da1f02a5" xsi:nil="true"/>
-  </documentManagement>
-</p:properties>
+<file path=customXml/item3.xml><?xml version="1.0" encoding="utf-8"?>
+<b:Sources xmlns:b="http://schemas.openxmlformats.org/officeDocument/2006/bibliography" xmlns="http://schemas.openxmlformats.org/officeDocument/2006/bibliography" SelectedStyle="\APASixthEditionOfficeOnline.xsl" StyleName="APA" Version="6"/>
 </file>
 
-<file path=customXml/item3.xml><?xml version="1.0" encoding="utf-8"?>
+<file path=customXml/item4.xml><?xml version="1.0" encoding="utf-8"?>
 <?mso-contentType ?>
 <FormTemplates xmlns="http://schemas.microsoft.com/sharepoint/v3/contenttype/forms">
   <Display>DocumentLibraryForm</Display>
@@ -8015,11 +9229,19 @@
 </FormTemplates>
 </file>
 
-<file path=customXml/item4.xml><?xml version="1.0" encoding="utf-8"?>
-<b:Sources xmlns:b="http://schemas.openxmlformats.org/officeDocument/2006/bibliography" xmlns="http://schemas.openxmlformats.org/officeDocument/2006/bibliography" SelectedStyle="\APASixthEditionOfficeOnline.xsl" StyleName="APA" Version="6"/>
+<file path=customXml/itemProps1.xml><?xml version="1.0" encoding="utf-8"?>
+<ds:datastoreItem xmlns:ds="http://schemas.openxmlformats.org/officeDocument/2006/customXml" ds:itemID="{C7DCE20C-610A-4626-841D-1F10857B445E}">
+  <ds:schemaRefs>
+    <ds:schemaRef ds:uri="http://schemas.microsoft.com/office/2006/metadata/properties"/>
+    <ds:schemaRef ds:uri="http://schemas.microsoft.com/office/infopath/2007/PartnerControls"/>
+    <ds:schemaRef ds:uri="http://schemas.microsoft.com/sharepoint/v3"/>
+    <ds:schemaRef ds:uri="71af3243-3dd4-4a8d-8c0d-dd76da1f02a5"/>
+    <ds:schemaRef ds:uri="230e9df3-be65-4c73-a93b-d1236ebd677e"/>
+  </ds:schemaRefs>
+</ds:datastoreItem>
 </file>
 
-<file path=customXml/itemProps1.xml><?xml version="1.0" encoding="utf-8"?>
+<file path=customXml/itemProps2.xml><?xml version="1.0" encoding="utf-8"?>
 <ds:datastoreItem xmlns:ds="http://schemas.openxmlformats.org/officeDocument/2006/customXml" ds:itemID="{3B411A11-DDA3-4BC4-B0BC-14026E6D5DF4}">
   <ds:schemaRefs>
     <ds:schemaRef ds:uri="http://schemas.microsoft.com/office/2006/metadata/contentType"/>
@@ -8040,30 +9262,18 @@
 </ds:datastoreItem>
 </file>
 
-<file path=customXml/itemProps2.xml><?xml version="1.0" encoding="utf-8"?>
-<ds:datastoreItem xmlns:ds="http://schemas.openxmlformats.org/officeDocument/2006/customXml" ds:itemID="{C7DCE20C-610A-4626-841D-1F10857B445E}">
+<file path=customXml/itemProps3.xml><?xml version="1.0" encoding="utf-8"?>
+<ds:datastoreItem xmlns:ds="http://schemas.openxmlformats.org/officeDocument/2006/customXml" ds:itemID="{BE721FE6-9CC6-411D-BF73-AD3CBAFFA20C}">
   <ds:schemaRefs>
-    <ds:schemaRef ds:uri="http://schemas.microsoft.com/office/2006/metadata/properties"/>
-    <ds:schemaRef ds:uri="http://schemas.microsoft.com/office/infopath/2007/PartnerControls"/>
-    <ds:schemaRef ds:uri="http://schemas.microsoft.com/sharepoint/v3"/>
-    <ds:schemaRef ds:uri="71af3243-3dd4-4a8d-8c0d-dd76da1f02a5"/>
-    <ds:schemaRef ds:uri="230e9df3-be65-4c73-a93b-d1236ebd677e"/>
+    <ds:schemaRef ds:uri="http://schemas.openxmlformats.org/officeDocument/2006/bibliography"/>
   </ds:schemaRefs>
 </ds:datastoreItem>
 </file>
 
-<file path=customXml/itemProps3.xml><?xml version="1.0" encoding="utf-8"?>
+<file path=customXml/itemProps4.xml><?xml version="1.0" encoding="utf-8"?>
 <ds:datastoreItem xmlns:ds="http://schemas.openxmlformats.org/officeDocument/2006/customXml" ds:itemID="{2D686CB8-6245-413C-A355-156513A377FC}">
   <ds:schemaRefs>
     <ds:schemaRef ds:uri="http://schemas.microsoft.com/sharepoint/v3/contenttype/forms"/>
   </ds:schemaRefs>
 </ds:datastoreItem>
-</file>
-
-<file path=customXml/itemProps4.xml><?xml version="1.0" encoding="utf-8"?>
-<ds:datastoreItem xmlns:ds="http://schemas.openxmlformats.org/officeDocument/2006/customXml" ds:itemID="{BE721FE6-9CC6-411D-BF73-AD3CBAFFA20C}">
-  <ds:schemaRefs>
-    <ds:schemaRef ds:uri="http://schemas.openxmlformats.org/officeDocument/2006/bibliography"/>
-  </ds:schemaRefs>
-</ds:datastoreItem>
 </file>